--- a/klagomål/A 9057-2026 FSC-klagomål.docx
+++ b/klagomål/A 9057-2026 FSC-klagomål.docx
@@ -834,7 +834,7 @@
     <w:r>
       <w:tab/>
       <w:tab/>
-      <w:t>2026-06-08</w:t>
+      <w:t>2026-06-09</w:t>
       <w:br/>
       <w:br/>
     </w:r>

--- a/klagomål/A 9057-2026 FSC-klagomål.docx
+++ b/klagomål/A 9057-2026 FSC-klagomål.docx
@@ -834,7 +834,7 @@
     <w:r>
       <w:tab/>
       <w:tab/>
-      <w:t>2026-06-09</w:t>
+      <w:t>2026-06-10</w:t>
       <w:br/>
       <w:br/>
     </w:r>

--- a/klagomål/A 9057-2026 FSC-klagomål.docx
+++ b/klagomål/A 9057-2026 FSC-klagomål.docx
@@ -834,7 +834,7 @@
     <w:r>
       <w:tab/>
       <w:tab/>
-      <w:t>2026-06-10</w:t>
+      <w:t>2026-06-11</w:t>
       <w:br/>
       <w:br/>
     </w:r>

--- a/klagomål/A 9057-2026 FSC-klagomål.docx
+++ b/klagomål/A 9057-2026 FSC-klagomål.docx
@@ -834,7 +834,7 @@
     <w:r>
       <w:tab/>
       <w:tab/>
-      <w:t>2026-06-11</w:t>
+      <w:t>2026-06-12</w:t>
       <w:br/>
       <w:br/>
     </w:r>

--- a/klagomål/A 9057-2026 FSC-klagomål.docx
+++ b/klagomål/A 9057-2026 FSC-klagomål.docx
@@ -834,7 +834,7 @@
     <w:r>
       <w:tab/>
       <w:tab/>
-      <w:t>2026-06-12</w:t>
+      <w:t>2026-06-13</w:t>
       <w:br/>
       <w:br/>
     </w:r>

--- a/klagomål/A 9057-2026 FSC-klagomål.docx
+++ b/klagomål/A 9057-2026 FSC-klagomål.docx
@@ -834,7 +834,7 @@
     <w:r>
       <w:tab/>
       <w:tab/>
-      <w:t>2026-06-13</w:t>
+      <w:t>2026-06-14</w:t>
       <w:br/>
       <w:br/>
     </w:r>

--- a/klagomål/A 9057-2026 FSC-klagomål.docx
+++ b/klagomål/A 9057-2026 FSC-klagomål.docx
@@ -834,7 +834,7 @@
     <w:r>
       <w:tab/>
       <w:tab/>
-      <w:t>2026-06-15</w:t>
+      <w:t>2026-06-16</w:t>
       <w:br/>
       <w:br/>
     </w:r>

--- a/klagomål/A 9057-2026 FSC-klagomål.docx
+++ b/klagomål/A 9057-2026 FSC-klagomål.docx
@@ -834,7 +834,7 @@
     <w:r>
       <w:tab/>
       <w:tab/>
-      <w:t>2026-06-16</w:t>
+      <w:t>2026-06-17</w:t>
       <w:br/>
       <w:br/>
     </w:r>

--- a/klagomål/A 9057-2026 FSC-klagomål.docx
+++ b/klagomål/A 9057-2026 FSC-klagomål.docx
@@ -1,6 +1,6 @@
 
 <file path=word/document.xml><?xml version="1.0" encoding="utf-8"?>
-<w:document xmlns:wpc="http://schemas.microsoft.com/office/word/2010/wordprocessingCanvas" xmlns:cx="http://schemas.microsoft.com/office/drawing/2014/chartex" xmlns:cx1="http://schemas.microsoft.com/office/drawing/2015/9/8/chartex" xmlns:cx2="http://schemas.microsoft.com/office/drawing/2015/10/21/chartex" xmlns:cx3="http://schemas.microsoft.com/office/drawing/2016/5/9/chartex" xmlns:cx4="http://schemas.microsoft.com/office/drawing/2016/5/10/chartex" xmlns:cx5="http://schemas.microsoft.com/office/drawing/2016/5/11/chartex" xmlns:cx6="http://schemas.microsoft.com/office/drawing/2016/5/12/chartex" xmlns:cx7="http://schemas.microsoft.com/office/drawing/2016/5/13/chartex" xmlns:cx8="http://schemas.microsoft.com/office/drawing/2016/5/14/chartex" xmlns:mc="http://schemas.openxmlformats.org/markup-compatibility/2006" xmlns:aink="http://schemas.microsoft.com/office/drawing/2016/ink" xmlns:am3d="http://schemas.microsoft.com/office/drawing/2017/model3d" xmlns:o="urn:schemas-microsoft-com:office:office" xmlns:oel="http://schemas.microsoft.com/office/2019/extlst" xmlns:r="http://schemas.openxmlformats.org/officeDocument/2006/relationships" xmlns:m="http://schemas.openxmlformats.org/officeDocument/2006/math" xmlns:v="urn:schemas-microsoft-com:vml" xmlns:wp14="http://schemas.microsoft.com/office/word/2010/wordprocessingDrawing" xmlns:wp="http://schemas.openxmlformats.org/drawingml/2006/wordprocessingDrawing" xmlns:w10="urn:schemas-microsoft-com:office:word" xmlns:w="http://schemas.openxmlformats.org/wordprocessingml/2006/main" xmlns:w14="http://schemas.microsoft.com/office/word/2010/wordml" xmlns:w15="http://schemas.microsoft.com/office/word/2012/wordml" xmlns:w16cex="http://schemas.microsoft.com/office/word/2018/wordml/cex" xmlns:w16cid="http://schemas.microsoft.com/office/word/2016/wordml/cid" xmlns:w16="http://schemas.microsoft.com/office/word/2018/wordml" xmlns:w16sdtdh="http://schemas.microsoft.com/office/word/2020/wordml/sdtdatahash" xmlns:w16se="http://schemas.microsoft.com/office/word/2015/wordml/symex" xmlns:wpg="http://schemas.microsoft.com/office/word/2010/wordprocessingGroup" xmlns:wpi="http://schemas.microsoft.com/office/word/2010/wordprocessingInk" xmlns:wne="http://schemas.microsoft.com/office/word/2006/wordml" xmlns:wps="http://schemas.microsoft.com/office/word/2010/wordprocessingShape" mc:Ignorable="w14 w15 w16se w16cid w16 w16cex w16sdtdh wp14">
+<w:document xmlns:wpc="http://schemas.microsoft.com/office/word/2010/wordprocessingCanvas" xmlns:cx="http://schemas.microsoft.com/office/drawing/2014/chartex" xmlns:cx1="http://schemas.microsoft.com/office/drawing/2015/9/8/chartex" xmlns:cx2="http://schemas.microsoft.com/office/drawing/2015/10/21/chartex" xmlns:cx3="http://schemas.microsoft.com/office/drawing/2016/5/9/chartex" xmlns:cx4="http://schemas.microsoft.com/office/drawing/2016/5/10/chartex" xmlns:cx5="http://schemas.microsoft.com/office/drawing/2016/5/11/chartex" xmlns:cx6="http://schemas.microsoft.com/office/drawing/2016/5/12/chartex" xmlns:cx7="http://schemas.microsoft.com/office/drawing/2016/5/13/chartex" xmlns:cx8="http://schemas.microsoft.com/office/drawing/2016/5/14/chartex" xmlns:mc="http://schemas.openxmlformats.org/markup-compatibility/2006" xmlns:aink="http://schemas.microsoft.com/office/drawing/2016/ink" xmlns:am3d="http://schemas.microsoft.com/office/drawing/2017/model3d" xmlns:o="urn:schemas-microsoft-com:office:office" xmlns:oel="http://schemas.microsoft.com/office/2019/extlst" xmlns:r="http://schemas.openxmlformats.org/officeDocument/2006/relationships" xmlns:m="http://schemas.openxmlformats.org/officeDocument/2006/math" xmlns:v="urn:schemas-microsoft-com:vml" xmlns:wp14="http://schemas.microsoft.com/office/word/2010/wordprocessingDrawing" xmlns:wp="http://schemas.openxmlformats.org/drawingml/2006/wordprocessingDrawing" xmlns:w10="urn:schemas-microsoft-com:office:word" xmlns:w="http://schemas.openxmlformats.org/wordprocessingml/2006/main" xmlns:w14="http://schemas.microsoft.com/office/word/2010/wordml" xmlns:w15="http://schemas.microsoft.com/office/word/2012/wordml" xmlns:w16cex="http://schemas.microsoft.com/office/word/2018/wordml/cex" xmlns:w16cid="http://schemas.microsoft.com/office/word/2016/wordml/cid" xmlns:w16="http://schemas.microsoft.com/office/word/2018/wordml" xmlns:w16du="http://schemas.microsoft.com/office/word/2023/wordml/word16du" xmlns:w16sdtdh="http://schemas.microsoft.com/office/word/2020/wordml/sdtdatahash" xmlns:w16sdtfl="http://schemas.microsoft.com/office/word/2024/wordml/sdtformatlock" xmlns:w16se="http://schemas.microsoft.com/office/word/2015/wordml/symex" xmlns:wpg="http://schemas.microsoft.com/office/word/2010/wordprocessingGroup" xmlns:wpi="http://schemas.microsoft.com/office/word/2010/wordprocessingInk" xmlns:wne="http://schemas.microsoft.com/office/word/2006/wordml" xmlns:wps="http://schemas.microsoft.com/office/word/2010/wordprocessingShape" mc:Ignorable="w14 w15 w16se w16cid w16 w16cex w16sdtdh w16sdtfl w16du wp14">
   <w:body>
     <w:p>
       <w:r>
@@ -168,7 +168,7 @@
     </w:p>
     <w:p>
       <w:r>
-        <w:t>Detta dokument behandlar höga naturvärden i avverkningsanmälan A 9057-2026 i Krokoms kommun. Denna avverkningsanmälan inkom 2026-02-16 13:29:55 och omfattar 6,2 ha.</w:t>
+        <w:t>Detta dokument behandlar höga naturvärden i avverkningsanmälan A 9057-2026 i Krokoms kommun som inkom 2026-02-16 och omfattar 6,2 ha.</w:t>
       </w:r>
     </w:p>
     <w:p>
@@ -191,12 +191,15 @@
     </w:p>
     <w:p>
       <w:r>
-        <w:t>I avverkningsanmälan har följande 6 naturvårdsarter hittats: norsk näverlav (VU), gammelgransskål (NT), garnlav (NT), gränsticka (NT), skrovellav (NT) och ullticka (NT). Av dessa är 6 rödlistade. För rödlistade arter har rödlistekategorin angivits inom parentes.</w:t>
+        <w:t>I avverkningsanmälan har följande 6 naturvårdsarter hittats: garnlav (VU, T), gränsticka (VU, T), norsk näverlav (VU), gammelgransskål (NT, T), skrovellav (NT, T) och ullticka (NT, T). Av dessa är 6 rödlistade. För rödlistade arter har rödlistekategorin angivits inom parentes. Typiska arter inom Natura 2000 som är kopplade till skogsekosystem har markerats med (T).</w:t>
       </w:r>
     </w:p>
     <w:p>
       <w:r>
-        <w:t>De påträffade naturvårdsarterna är ett tydligt kvitto på att detta rör sig om en skog med höga naturvärden. I Figur 1 visas en karta över det avverkningsanmälda området, där samtliga fyndplatser för naturvårdsarter som finns registrerade på Artportalen har markerats.</w:t>
+        <w:t>De påträffade naturvårdsarterna är ett tydligt kvitto på att det rör sig om en skog med höga naturvärden.</w:t>
+      </w:r>
+      <w:r>
+        <w:t xml:space="preserve"> I Figur 1 visas fyndplatser för naturvårdsarter i området, som finns registrerade på Artportalen.</w:t>
       </w:r>
     </w:p>
     <w:p>
@@ -206,7 +209,7 @@
       <w:r>
         <w:drawing>
           <wp:inline xmlns:a="http://schemas.openxmlformats.org/drawingml/2006/main" xmlns:pic="http://schemas.openxmlformats.org/drawingml/2006/picture">
-            <wp:extent cx="5486400" cy="4625222"/>
+            <wp:extent cx="5486400" cy="4480894"/>
             <wp:docPr id="1" name="Picture 1"/>
             <wp:cNvGraphicFramePr>
               <a:graphicFrameLocks noChangeAspect="1"/>
@@ -227,7 +230,7 @@
                   <pic:spPr>
                     <a:xfrm>
                       <a:off x="0" y="0"/>
-                      <a:ext cx="5486400" cy="4625222"/>
+                      <a:ext cx="5486400" cy="4480894"/>
                     </a:xfrm>
                     <a:prstGeom prst="rect"/>
                   </pic:spPr>
@@ -241,9 +244,10 @@
     <w:p>
       <w:pPr>
         <w:pStyle w:val="Caption"/>
+        <w:spacing w:after="240"/>
       </w:pPr>
       <w:r>
-        <w:t>Figur 1. Fyndplatser för naturvårdsarter i det avverkningsanmälda området (röd linje). Markörer utan svart kant är placerade på fyndplatsen. Markörer med svart kant är placerade vid sidan av fyndplatsen och har ett svart streck som visar fyndplatsens exakta position. Kartans mittpunktskoordinat är N 7074038, E 464293 i SWEREF 99 TM.</w:t>
+        <w:t>Figur 1. Fyndplatser för naturvårdsarter i avverkningsanmälan (röd linje). Markörer utan svart kant är placerade på fyndplatsen. Markörer med svart kant är placerade vid sidan av fyndplatsen och har ett svart streck som visar fyndplatsens exakta position. Kartans mittpunktskoordinat är N 7074038, E 464293 i SWEREF 99 TM.</w:t>
       </w:r>
     </w:p>
     <w:p>
@@ -724,7 +728,7 @@
 </file>
 
 <file path=word/endnotes.xml><?xml version="1.0" encoding="utf-8"?>
-<w:endnotes xmlns:wpc="http://schemas.microsoft.com/office/word/2010/wordprocessingCanvas" xmlns:cx="http://schemas.microsoft.com/office/drawing/2014/chartex" xmlns:cx1="http://schemas.microsoft.com/office/drawing/2015/9/8/chartex" xmlns:cx2="http://schemas.microsoft.com/office/drawing/2015/10/21/chartex" xmlns:cx3="http://schemas.microsoft.com/office/drawing/2016/5/9/chartex" xmlns:cx4="http://schemas.microsoft.com/office/drawing/2016/5/10/chartex" xmlns:cx5="http://schemas.microsoft.com/office/drawing/2016/5/11/chartex" xmlns:cx6="http://schemas.microsoft.com/office/drawing/2016/5/12/chartex" xmlns:cx7="http://schemas.microsoft.com/office/drawing/2016/5/13/chartex" xmlns:cx8="http://schemas.microsoft.com/office/drawing/2016/5/14/chartex" xmlns:mc="http://schemas.openxmlformats.org/markup-compatibility/2006" xmlns:aink="http://schemas.microsoft.com/office/drawing/2016/ink" xmlns:am3d="http://schemas.microsoft.com/office/drawing/2017/model3d" xmlns:o="urn:schemas-microsoft-com:office:office" xmlns:oel="http://schemas.microsoft.com/office/2019/extlst" xmlns:r="http://schemas.openxmlformats.org/officeDocument/2006/relationships" xmlns:m="http://schemas.openxmlformats.org/officeDocument/2006/math" xmlns:v="urn:schemas-microsoft-com:vml" xmlns:wp14="http://schemas.microsoft.com/office/word/2010/wordprocessingDrawing" xmlns:wp="http://schemas.openxmlformats.org/drawingml/2006/wordprocessingDrawing" xmlns:w10="urn:schemas-microsoft-com:office:word" xmlns:w="http://schemas.openxmlformats.org/wordprocessingml/2006/main" xmlns:w14="http://schemas.microsoft.com/office/word/2010/wordml" xmlns:w15="http://schemas.microsoft.com/office/word/2012/wordml" xmlns:w16cex="http://schemas.microsoft.com/office/word/2018/wordml/cex" xmlns:w16cid="http://schemas.microsoft.com/office/word/2016/wordml/cid" xmlns:w16="http://schemas.microsoft.com/office/word/2018/wordml" xmlns:w16sdtdh="http://schemas.microsoft.com/office/word/2020/wordml/sdtdatahash" xmlns:w16se="http://schemas.microsoft.com/office/word/2015/wordml/symex" xmlns:wpg="http://schemas.microsoft.com/office/word/2010/wordprocessingGroup" xmlns:wpi="http://schemas.microsoft.com/office/word/2010/wordprocessingInk" xmlns:wne="http://schemas.microsoft.com/office/word/2006/wordml" xmlns:wps="http://schemas.microsoft.com/office/word/2010/wordprocessingShape" mc:Ignorable="w14 w15 w16se w16cid w16 w16cex w16sdtdh wp14">
+<w:endnotes xmlns:wpc="http://schemas.microsoft.com/office/word/2010/wordprocessingCanvas" xmlns:cx="http://schemas.microsoft.com/office/drawing/2014/chartex" xmlns:cx1="http://schemas.microsoft.com/office/drawing/2015/9/8/chartex" xmlns:cx2="http://schemas.microsoft.com/office/drawing/2015/10/21/chartex" xmlns:cx3="http://schemas.microsoft.com/office/drawing/2016/5/9/chartex" xmlns:cx4="http://schemas.microsoft.com/office/drawing/2016/5/10/chartex" xmlns:cx5="http://schemas.microsoft.com/office/drawing/2016/5/11/chartex" xmlns:cx6="http://schemas.microsoft.com/office/drawing/2016/5/12/chartex" xmlns:cx7="http://schemas.microsoft.com/office/drawing/2016/5/13/chartex" xmlns:cx8="http://schemas.microsoft.com/office/drawing/2016/5/14/chartex" xmlns:mc="http://schemas.openxmlformats.org/markup-compatibility/2006" xmlns:aink="http://schemas.microsoft.com/office/drawing/2016/ink" xmlns:am3d="http://schemas.microsoft.com/office/drawing/2017/model3d" xmlns:o="urn:schemas-microsoft-com:office:office" xmlns:oel="http://schemas.microsoft.com/office/2019/extlst" xmlns:r="http://schemas.openxmlformats.org/officeDocument/2006/relationships" xmlns:m="http://schemas.openxmlformats.org/officeDocument/2006/math" xmlns:v="urn:schemas-microsoft-com:vml" xmlns:wp14="http://schemas.microsoft.com/office/word/2010/wordprocessingDrawing" xmlns:wp="http://schemas.openxmlformats.org/drawingml/2006/wordprocessingDrawing" xmlns:w10="urn:schemas-microsoft-com:office:word" xmlns:w="http://schemas.openxmlformats.org/wordprocessingml/2006/main" xmlns:w14="http://schemas.microsoft.com/office/word/2010/wordml" xmlns:w15="http://schemas.microsoft.com/office/word/2012/wordml" xmlns:w16cex="http://schemas.microsoft.com/office/word/2018/wordml/cex" xmlns:w16cid="http://schemas.microsoft.com/office/word/2016/wordml/cid" xmlns:w16="http://schemas.microsoft.com/office/word/2018/wordml" xmlns:w16du="http://schemas.microsoft.com/office/word/2023/wordml/word16du" xmlns:w16sdtdh="http://schemas.microsoft.com/office/word/2020/wordml/sdtdatahash" xmlns:w16sdtfl="http://schemas.microsoft.com/office/word/2024/wordml/sdtformatlock" xmlns:w16se="http://schemas.microsoft.com/office/word/2015/wordml/symex" xmlns:wpg="http://schemas.microsoft.com/office/word/2010/wordprocessingGroup" xmlns:wpi="http://schemas.microsoft.com/office/word/2010/wordprocessingInk" xmlns:wne="http://schemas.microsoft.com/office/word/2006/wordml" xmlns:wps="http://schemas.microsoft.com/office/word/2010/wordprocessingShape" mc:Ignorable="w14 w15 w16se w16cid w16 w16cex w16sdtdh w16sdtfl w16du wp14">
   <w:endnote w:type="separator" w:id="-1">
     <w:p>
       <w:pPr>
@@ -749,7 +753,7 @@
 </file>
 
 <file path=word/footer1.xml><?xml version="1.0" encoding="utf-8"?>
-<w:ftr xmlns:wpc="http://schemas.microsoft.com/office/word/2010/wordprocessingCanvas" xmlns:cx="http://schemas.microsoft.com/office/drawing/2014/chartex" xmlns:cx1="http://schemas.microsoft.com/office/drawing/2015/9/8/chartex" xmlns:cx2="http://schemas.microsoft.com/office/drawing/2015/10/21/chartex" xmlns:cx3="http://schemas.microsoft.com/office/drawing/2016/5/9/chartex" xmlns:cx4="http://schemas.microsoft.com/office/drawing/2016/5/10/chartex" xmlns:cx5="http://schemas.microsoft.com/office/drawing/2016/5/11/chartex" xmlns:cx6="http://schemas.microsoft.com/office/drawing/2016/5/12/chartex" xmlns:cx7="http://schemas.microsoft.com/office/drawing/2016/5/13/chartex" xmlns:cx8="http://schemas.microsoft.com/office/drawing/2016/5/14/chartex" xmlns:mc="http://schemas.openxmlformats.org/markup-compatibility/2006" xmlns:aink="http://schemas.microsoft.com/office/drawing/2016/ink" xmlns:am3d="http://schemas.microsoft.com/office/drawing/2017/model3d" xmlns:o="urn:schemas-microsoft-com:office:office" xmlns:oel="http://schemas.microsoft.com/office/2019/extlst" xmlns:r="http://schemas.openxmlformats.org/officeDocument/2006/relationships" xmlns:m="http://schemas.openxmlformats.org/officeDocument/2006/math" xmlns:v="urn:schemas-microsoft-com:vml" xmlns:wp14="http://schemas.microsoft.com/office/word/2010/wordprocessingDrawing" xmlns:wp="http://schemas.openxmlformats.org/drawingml/2006/wordprocessingDrawing" xmlns:w10="urn:schemas-microsoft-com:office:word" xmlns:w="http://schemas.openxmlformats.org/wordprocessingml/2006/main" xmlns:w14="http://schemas.microsoft.com/office/word/2010/wordml" xmlns:w15="http://schemas.microsoft.com/office/word/2012/wordml" xmlns:w16cex="http://schemas.microsoft.com/office/word/2018/wordml/cex" xmlns:w16cid="http://schemas.microsoft.com/office/word/2016/wordml/cid" xmlns:w16="http://schemas.microsoft.com/office/word/2018/wordml" xmlns:w16sdtdh="http://schemas.microsoft.com/office/word/2020/wordml/sdtdatahash" xmlns:w16se="http://schemas.microsoft.com/office/word/2015/wordml/symex" xmlns:wpg="http://schemas.microsoft.com/office/word/2010/wordprocessingGroup" xmlns:wpi="http://schemas.microsoft.com/office/word/2010/wordprocessingInk" xmlns:wne="http://schemas.microsoft.com/office/word/2006/wordml" xmlns:wps="http://schemas.microsoft.com/office/word/2010/wordprocessingShape" mc:Ignorable="w14 w15 w16se w16cid w16 w16cex w16sdtdh wp14">
+<w:ftr xmlns:wpc="http://schemas.microsoft.com/office/word/2010/wordprocessingCanvas" xmlns:cx="http://schemas.microsoft.com/office/drawing/2014/chartex" xmlns:cx1="http://schemas.microsoft.com/office/drawing/2015/9/8/chartex" xmlns:cx2="http://schemas.microsoft.com/office/drawing/2015/10/21/chartex" xmlns:cx3="http://schemas.microsoft.com/office/drawing/2016/5/9/chartex" xmlns:cx4="http://schemas.microsoft.com/office/drawing/2016/5/10/chartex" xmlns:cx5="http://schemas.microsoft.com/office/drawing/2016/5/11/chartex" xmlns:cx6="http://schemas.microsoft.com/office/drawing/2016/5/12/chartex" xmlns:cx7="http://schemas.microsoft.com/office/drawing/2016/5/13/chartex" xmlns:cx8="http://schemas.microsoft.com/office/drawing/2016/5/14/chartex" xmlns:mc="http://schemas.openxmlformats.org/markup-compatibility/2006" xmlns:aink="http://schemas.microsoft.com/office/drawing/2016/ink" xmlns:am3d="http://schemas.microsoft.com/office/drawing/2017/model3d" xmlns:o="urn:schemas-microsoft-com:office:office" xmlns:oel="http://schemas.microsoft.com/office/2019/extlst" xmlns:r="http://schemas.openxmlformats.org/officeDocument/2006/relationships" xmlns:m="http://schemas.openxmlformats.org/officeDocument/2006/math" xmlns:v="urn:schemas-microsoft-com:vml" xmlns:wp14="http://schemas.microsoft.com/office/word/2010/wordprocessingDrawing" xmlns:wp="http://schemas.openxmlformats.org/drawingml/2006/wordprocessingDrawing" xmlns:w10="urn:schemas-microsoft-com:office:word" xmlns:w="http://schemas.openxmlformats.org/wordprocessingml/2006/main" xmlns:w14="http://schemas.microsoft.com/office/word/2010/wordml" xmlns:w15="http://schemas.microsoft.com/office/word/2012/wordml" xmlns:w16cex="http://schemas.microsoft.com/office/word/2018/wordml/cex" xmlns:w16cid="http://schemas.microsoft.com/office/word/2016/wordml/cid" xmlns:w16="http://schemas.microsoft.com/office/word/2018/wordml" xmlns:w16du="http://schemas.microsoft.com/office/word/2023/wordml/word16du" xmlns:w16sdtdh="http://schemas.microsoft.com/office/word/2020/wordml/sdtdatahash" xmlns:w16sdtfl="http://schemas.microsoft.com/office/word/2024/wordml/sdtformatlock" xmlns:w16se="http://schemas.microsoft.com/office/word/2015/wordml/symex" xmlns:wpg="http://schemas.microsoft.com/office/word/2010/wordprocessingGroup" xmlns:wpi="http://schemas.microsoft.com/office/word/2010/wordprocessingInk" xmlns:wne="http://schemas.microsoft.com/office/word/2006/wordml" xmlns:wps="http://schemas.microsoft.com/office/word/2010/wordprocessingShape" mc:Ignorable="w14 w15 w16se w16cid w16 w16cex w16sdtdh w16sdtfl w16du wp14">
   <w:p>
     <w:pPr>
       <w:pStyle w:val="Footer"/>
@@ -759,7 +763,7 @@
 </file>
 
 <file path=word/footer2.xml><?xml version="1.0" encoding="utf-8"?>
-<w:ftr xmlns:wpc="http://schemas.microsoft.com/office/word/2010/wordprocessingCanvas" xmlns:cx="http://schemas.microsoft.com/office/drawing/2014/chartex" xmlns:cx1="http://schemas.microsoft.com/office/drawing/2015/9/8/chartex" xmlns:cx2="http://schemas.microsoft.com/office/drawing/2015/10/21/chartex" xmlns:cx3="http://schemas.microsoft.com/office/drawing/2016/5/9/chartex" xmlns:cx4="http://schemas.microsoft.com/office/drawing/2016/5/10/chartex" xmlns:cx5="http://schemas.microsoft.com/office/drawing/2016/5/11/chartex" xmlns:cx6="http://schemas.microsoft.com/office/drawing/2016/5/12/chartex" xmlns:cx7="http://schemas.microsoft.com/office/drawing/2016/5/13/chartex" xmlns:cx8="http://schemas.microsoft.com/office/drawing/2016/5/14/chartex" xmlns:mc="http://schemas.openxmlformats.org/markup-compatibility/2006" xmlns:aink="http://schemas.microsoft.com/office/drawing/2016/ink" xmlns:am3d="http://schemas.microsoft.com/office/drawing/2017/model3d" xmlns:o="urn:schemas-microsoft-com:office:office" xmlns:oel="http://schemas.microsoft.com/office/2019/extlst" xmlns:r="http://schemas.openxmlformats.org/officeDocument/2006/relationships" xmlns:m="http://schemas.openxmlformats.org/officeDocument/2006/math" xmlns:v="urn:schemas-microsoft-com:vml" xmlns:wp14="http://schemas.microsoft.com/office/word/2010/wordprocessingDrawing" xmlns:wp="http://schemas.openxmlformats.org/drawingml/2006/wordprocessingDrawing" xmlns:w10="urn:schemas-microsoft-com:office:word" xmlns:w="http://schemas.openxmlformats.org/wordprocessingml/2006/main" xmlns:w14="http://schemas.microsoft.com/office/word/2010/wordml" xmlns:w15="http://schemas.microsoft.com/office/word/2012/wordml" xmlns:w16cex="http://schemas.microsoft.com/office/word/2018/wordml/cex" xmlns:w16cid="http://schemas.microsoft.com/office/word/2016/wordml/cid" xmlns:w16="http://schemas.microsoft.com/office/word/2018/wordml" xmlns:w16sdtdh="http://schemas.microsoft.com/office/word/2020/wordml/sdtdatahash" xmlns:w16se="http://schemas.microsoft.com/office/word/2015/wordml/symex" xmlns:wpg="http://schemas.microsoft.com/office/word/2010/wordprocessingGroup" xmlns:wpi="http://schemas.microsoft.com/office/word/2010/wordprocessingInk" xmlns:wne="http://schemas.microsoft.com/office/word/2006/wordml" xmlns:wps="http://schemas.microsoft.com/office/word/2010/wordprocessingShape" mc:Ignorable="w14 w15 w16se w16cid w16 w16cex w16sdtdh wp14">
+<w:ftr xmlns:wpc="http://schemas.microsoft.com/office/word/2010/wordprocessingCanvas" xmlns:cx="http://schemas.microsoft.com/office/drawing/2014/chartex" xmlns:cx1="http://schemas.microsoft.com/office/drawing/2015/9/8/chartex" xmlns:cx2="http://schemas.microsoft.com/office/drawing/2015/10/21/chartex" xmlns:cx3="http://schemas.microsoft.com/office/drawing/2016/5/9/chartex" xmlns:cx4="http://schemas.microsoft.com/office/drawing/2016/5/10/chartex" xmlns:cx5="http://schemas.microsoft.com/office/drawing/2016/5/11/chartex" xmlns:cx6="http://schemas.microsoft.com/office/drawing/2016/5/12/chartex" xmlns:cx7="http://schemas.microsoft.com/office/drawing/2016/5/13/chartex" xmlns:cx8="http://schemas.microsoft.com/office/drawing/2016/5/14/chartex" xmlns:mc="http://schemas.openxmlformats.org/markup-compatibility/2006" xmlns:aink="http://schemas.microsoft.com/office/drawing/2016/ink" xmlns:am3d="http://schemas.microsoft.com/office/drawing/2017/model3d" xmlns:o="urn:schemas-microsoft-com:office:office" xmlns:oel="http://schemas.microsoft.com/office/2019/extlst" xmlns:r="http://schemas.openxmlformats.org/officeDocument/2006/relationships" xmlns:m="http://schemas.openxmlformats.org/officeDocument/2006/math" xmlns:v="urn:schemas-microsoft-com:vml" xmlns:wp14="http://schemas.microsoft.com/office/word/2010/wordprocessingDrawing" xmlns:wp="http://schemas.openxmlformats.org/drawingml/2006/wordprocessingDrawing" xmlns:w10="urn:schemas-microsoft-com:office:word" xmlns:w="http://schemas.openxmlformats.org/wordprocessingml/2006/main" xmlns:w14="http://schemas.microsoft.com/office/word/2010/wordml" xmlns:w15="http://schemas.microsoft.com/office/word/2012/wordml" xmlns:w16cex="http://schemas.microsoft.com/office/word/2018/wordml/cex" xmlns:w16cid="http://schemas.microsoft.com/office/word/2016/wordml/cid" xmlns:w16="http://schemas.microsoft.com/office/word/2018/wordml" xmlns:w16du="http://schemas.microsoft.com/office/word/2023/wordml/word16du" xmlns:w16sdtdh="http://schemas.microsoft.com/office/word/2020/wordml/sdtdatahash" xmlns:w16sdtfl="http://schemas.microsoft.com/office/word/2024/wordml/sdtformatlock" xmlns:w16se="http://schemas.microsoft.com/office/word/2015/wordml/symex" xmlns:wpg="http://schemas.microsoft.com/office/word/2010/wordprocessingGroup" xmlns:wpi="http://schemas.microsoft.com/office/word/2010/wordprocessingInk" xmlns:wne="http://schemas.microsoft.com/office/word/2006/wordml" xmlns:wps="http://schemas.microsoft.com/office/word/2010/wordprocessingShape" mc:Ignorable="w14 w15 w16se w16cid w16 w16cex w16sdtdh w16sdtfl w16du wp14">
   <w:p>
     <w:pPr>
       <w:pStyle w:val="Footer"/>
@@ -769,7 +773,7 @@
 </file>
 
 <file path=word/footer3.xml><?xml version="1.0" encoding="utf-8"?>
-<w:ftr xmlns:wpc="http://schemas.microsoft.com/office/word/2010/wordprocessingCanvas" xmlns:cx="http://schemas.microsoft.com/office/drawing/2014/chartex" xmlns:cx1="http://schemas.microsoft.com/office/drawing/2015/9/8/chartex" xmlns:cx2="http://schemas.microsoft.com/office/drawing/2015/10/21/chartex" xmlns:cx3="http://schemas.microsoft.com/office/drawing/2016/5/9/chartex" xmlns:cx4="http://schemas.microsoft.com/office/drawing/2016/5/10/chartex" xmlns:cx5="http://schemas.microsoft.com/office/drawing/2016/5/11/chartex" xmlns:cx6="http://schemas.microsoft.com/office/drawing/2016/5/12/chartex" xmlns:cx7="http://schemas.microsoft.com/office/drawing/2016/5/13/chartex" xmlns:cx8="http://schemas.microsoft.com/office/drawing/2016/5/14/chartex" xmlns:mc="http://schemas.openxmlformats.org/markup-compatibility/2006" xmlns:aink="http://schemas.microsoft.com/office/drawing/2016/ink" xmlns:am3d="http://schemas.microsoft.com/office/drawing/2017/model3d" xmlns:o="urn:schemas-microsoft-com:office:office" xmlns:oel="http://schemas.microsoft.com/office/2019/extlst" xmlns:r="http://schemas.openxmlformats.org/officeDocument/2006/relationships" xmlns:m="http://schemas.openxmlformats.org/officeDocument/2006/math" xmlns:v="urn:schemas-microsoft-com:vml" xmlns:wp14="http://schemas.microsoft.com/office/word/2010/wordprocessingDrawing" xmlns:wp="http://schemas.openxmlformats.org/drawingml/2006/wordprocessingDrawing" xmlns:w10="urn:schemas-microsoft-com:office:word" xmlns:w="http://schemas.openxmlformats.org/wordprocessingml/2006/main" xmlns:w14="http://schemas.microsoft.com/office/word/2010/wordml" xmlns:w15="http://schemas.microsoft.com/office/word/2012/wordml" xmlns:w16cex="http://schemas.microsoft.com/office/word/2018/wordml/cex" xmlns:w16cid="http://schemas.microsoft.com/office/word/2016/wordml/cid" xmlns:w16="http://schemas.microsoft.com/office/word/2018/wordml" xmlns:w16sdtdh="http://schemas.microsoft.com/office/word/2020/wordml/sdtdatahash" xmlns:w16se="http://schemas.microsoft.com/office/word/2015/wordml/symex" xmlns:wpg="http://schemas.microsoft.com/office/word/2010/wordprocessingGroup" xmlns:wpi="http://schemas.microsoft.com/office/word/2010/wordprocessingInk" xmlns:wne="http://schemas.microsoft.com/office/word/2006/wordml" xmlns:wps="http://schemas.microsoft.com/office/word/2010/wordprocessingShape" mc:Ignorable="w14 w15 w16se w16cid w16 w16cex w16sdtdh wp14">
+<w:ftr xmlns:wpc="http://schemas.microsoft.com/office/word/2010/wordprocessingCanvas" xmlns:cx="http://schemas.microsoft.com/office/drawing/2014/chartex" xmlns:cx1="http://schemas.microsoft.com/office/drawing/2015/9/8/chartex" xmlns:cx2="http://schemas.microsoft.com/office/drawing/2015/10/21/chartex" xmlns:cx3="http://schemas.microsoft.com/office/drawing/2016/5/9/chartex" xmlns:cx4="http://schemas.microsoft.com/office/drawing/2016/5/10/chartex" xmlns:cx5="http://schemas.microsoft.com/office/drawing/2016/5/11/chartex" xmlns:cx6="http://schemas.microsoft.com/office/drawing/2016/5/12/chartex" xmlns:cx7="http://schemas.microsoft.com/office/drawing/2016/5/13/chartex" xmlns:cx8="http://schemas.microsoft.com/office/drawing/2016/5/14/chartex" xmlns:mc="http://schemas.openxmlformats.org/markup-compatibility/2006" xmlns:aink="http://schemas.microsoft.com/office/drawing/2016/ink" xmlns:am3d="http://schemas.microsoft.com/office/drawing/2017/model3d" xmlns:o="urn:schemas-microsoft-com:office:office" xmlns:oel="http://schemas.microsoft.com/office/2019/extlst" xmlns:r="http://schemas.openxmlformats.org/officeDocument/2006/relationships" xmlns:m="http://schemas.openxmlformats.org/officeDocument/2006/math" xmlns:v="urn:schemas-microsoft-com:vml" xmlns:wp14="http://schemas.microsoft.com/office/word/2010/wordprocessingDrawing" xmlns:wp="http://schemas.openxmlformats.org/drawingml/2006/wordprocessingDrawing" xmlns:w10="urn:schemas-microsoft-com:office:word" xmlns:w="http://schemas.openxmlformats.org/wordprocessingml/2006/main" xmlns:w14="http://schemas.microsoft.com/office/word/2010/wordml" xmlns:w15="http://schemas.microsoft.com/office/word/2012/wordml" xmlns:w16cex="http://schemas.microsoft.com/office/word/2018/wordml/cex" xmlns:w16cid="http://schemas.microsoft.com/office/word/2016/wordml/cid" xmlns:w16="http://schemas.microsoft.com/office/word/2018/wordml" xmlns:w16du="http://schemas.microsoft.com/office/word/2023/wordml/word16du" xmlns:w16sdtdh="http://schemas.microsoft.com/office/word/2020/wordml/sdtdatahash" xmlns:w16sdtfl="http://schemas.microsoft.com/office/word/2024/wordml/sdtformatlock" xmlns:w16se="http://schemas.microsoft.com/office/word/2015/wordml/symex" xmlns:wpg="http://schemas.microsoft.com/office/word/2010/wordprocessingGroup" xmlns:wpi="http://schemas.microsoft.com/office/word/2010/wordprocessingInk" xmlns:wne="http://schemas.microsoft.com/office/word/2006/wordml" xmlns:wps="http://schemas.microsoft.com/office/word/2010/wordprocessingShape" mc:Ignorable="w14 w15 w16se w16cid w16 w16cex w16sdtdh w16sdtfl w16du wp14">
   <w:p>
     <w:pPr>
       <w:pStyle w:val="Footer"/>
@@ -779,7 +783,7 @@
 </file>
 
 <file path=word/footnotes.xml><?xml version="1.0" encoding="utf-8"?>
-<w:footnotes xmlns:wpc="http://schemas.microsoft.com/office/word/2010/wordprocessingCanvas" xmlns:cx="http://schemas.microsoft.com/office/drawing/2014/chartex" xmlns:cx1="http://schemas.microsoft.com/office/drawing/2015/9/8/chartex" xmlns:cx2="http://schemas.microsoft.com/office/drawing/2015/10/21/chartex" xmlns:cx3="http://schemas.microsoft.com/office/drawing/2016/5/9/chartex" xmlns:cx4="http://schemas.microsoft.com/office/drawing/2016/5/10/chartex" xmlns:cx5="http://schemas.microsoft.com/office/drawing/2016/5/11/chartex" xmlns:cx6="http://schemas.microsoft.com/office/drawing/2016/5/12/chartex" xmlns:cx7="http://schemas.microsoft.com/office/drawing/2016/5/13/chartex" xmlns:cx8="http://schemas.microsoft.com/office/drawing/2016/5/14/chartex" xmlns:mc="http://schemas.openxmlformats.org/markup-compatibility/2006" xmlns:aink="http://schemas.microsoft.com/office/drawing/2016/ink" xmlns:am3d="http://schemas.microsoft.com/office/drawing/2017/model3d" xmlns:o="urn:schemas-microsoft-com:office:office" xmlns:oel="http://schemas.microsoft.com/office/2019/extlst" xmlns:r="http://schemas.openxmlformats.org/officeDocument/2006/relationships" xmlns:m="http://schemas.openxmlformats.org/officeDocument/2006/math" xmlns:v="urn:schemas-microsoft-com:vml" xmlns:wp14="http://schemas.microsoft.com/office/word/2010/wordprocessingDrawing" xmlns:wp="http://schemas.openxmlformats.org/drawingml/2006/wordprocessingDrawing" xmlns:w10="urn:schemas-microsoft-com:office:word" xmlns:w="http://schemas.openxmlformats.org/wordprocessingml/2006/main" xmlns:w14="http://schemas.microsoft.com/office/word/2010/wordml" xmlns:w15="http://schemas.microsoft.com/office/word/2012/wordml" xmlns:w16cex="http://schemas.microsoft.com/office/word/2018/wordml/cex" xmlns:w16cid="http://schemas.microsoft.com/office/word/2016/wordml/cid" xmlns:w16="http://schemas.microsoft.com/office/word/2018/wordml" xmlns:w16sdtdh="http://schemas.microsoft.com/office/word/2020/wordml/sdtdatahash" xmlns:w16se="http://schemas.microsoft.com/office/word/2015/wordml/symex" xmlns:wpg="http://schemas.microsoft.com/office/word/2010/wordprocessingGroup" xmlns:wpi="http://schemas.microsoft.com/office/word/2010/wordprocessingInk" xmlns:wne="http://schemas.microsoft.com/office/word/2006/wordml" xmlns:wps="http://schemas.microsoft.com/office/word/2010/wordprocessingShape" mc:Ignorable="w14 w15 w16se w16cid w16 w16cex w16sdtdh wp14">
+<w:footnotes xmlns:wpc="http://schemas.microsoft.com/office/word/2010/wordprocessingCanvas" xmlns:cx="http://schemas.microsoft.com/office/drawing/2014/chartex" xmlns:cx1="http://schemas.microsoft.com/office/drawing/2015/9/8/chartex" xmlns:cx2="http://schemas.microsoft.com/office/drawing/2015/10/21/chartex" xmlns:cx3="http://schemas.microsoft.com/office/drawing/2016/5/9/chartex" xmlns:cx4="http://schemas.microsoft.com/office/drawing/2016/5/10/chartex" xmlns:cx5="http://schemas.microsoft.com/office/drawing/2016/5/11/chartex" xmlns:cx6="http://schemas.microsoft.com/office/drawing/2016/5/12/chartex" xmlns:cx7="http://schemas.microsoft.com/office/drawing/2016/5/13/chartex" xmlns:cx8="http://schemas.microsoft.com/office/drawing/2016/5/14/chartex" xmlns:mc="http://schemas.openxmlformats.org/markup-compatibility/2006" xmlns:aink="http://schemas.microsoft.com/office/drawing/2016/ink" xmlns:am3d="http://schemas.microsoft.com/office/drawing/2017/model3d" xmlns:o="urn:schemas-microsoft-com:office:office" xmlns:oel="http://schemas.microsoft.com/office/2019/extlst" xmlns:r="http://schemas.openxmlformats.org/officeDocument/2006/relationships" xmlns:m="http://schemas.openxmlformats.org/officeDocument/2006/math" xmlns:v="urn:schemas-microsoft-com:vml" xmlns:wp14="http://schemas.microsoft.com/office/word/2010/wordprocessingDrawing" xmlns:wp="http://schemas.openxmlformats.org/drawingml/2006/wordprocessingDrawing" xmlns:w10="urn:schemas-microsoft-com:office:word" xmlns:w="http://schemas.openxmlformats.org/wordprocessingml/2006/main" xmlns:w14="http://schemas.microsoft.com/office/word/2010/wordml" xmlns:w15="http://schemas.microsoft.com/office/word/2012/wordml" xmlns:w16cex="http://schemas.microsoft.com/office/word/2018/wordml/cex" xmlns:w16cid="http://schemas.microsoft.com/office/word/2016/wordml/cid" xmlns:w16="http://schemas.microsoft.com/office/word/2018/wordml" xmlns:w16du="http://schemas.microsoft.com/office/word/2023/wordml/word16du" xmlns:w16sdtdh="http://schemas.microsoft.com/office/word/2020/wordml/sdtdatahash" xmlns:w16sdtfl="http://schemas.microsoft.com/office/word/2024/wordml/sdtformatlock" xmlns:w16se="http://schemas.microsoft.com/office/word/2015/wordml/symex" xmlns:wpg="http://schemas.microsoft.com/office/word/2010/wordprocessingGroup" xmlns:wpi="http://schemas.microsoft.com/office/word/2010/wordprocessingInk" xmlns:wne="http://schemas.microsoft.com/office/word/2006/wordml" xmlns:wps="http://schemas.microsoft.com/office/word/2010/wordprocessingShape" mc:Ignorable="w14 w15 w16se w16cid w16 w16cex w16sdtdh w16sdtfl w16du wp14">
   <w:footnote w:type="separator" w:id="-1">
     <w:p>
       <w:pPr>
@@ -804,7 +808,7 @@
 </file>
 
 <file path=word/header1.xml><?xml version="1.0" encoding="utf-8"?>
-<w:hdr xmlns:wpc="http://schemas.microsoft.com/office/word/2010/wordprocessingCanvas" xmlns:cx="http://schemas.microsoft.com/office/drawing/2014/chartex" xmlns:cx1="http://schemas.microsoft.com/office/drawing/2015/9/8/chartex" xmlns:cx2="http://schemas.microsoft.com/office/drawing/2015/10/21/chartex" xmlns:cx3="http://schemas.microsoft.com/office/drawing/2016/5/9/chartex" xmlns:cx4="http://schemas.microsoft.com/office/drawing/2016/5/10/chartex" xmlns:cx5="http://schemas.microsoft.com/office/drawing/2016/5/11/chartex" xmlns:cx6="http://schemas.microsoft.com/office/drawing/2016/5/12/chartex" xmlns:cx7="http://schemas.microsoft.com/office/drawing/2016/5/13/chartex" xmlns:cx8="http://schemas.microsoft.com/office/drawing/2016/5/14/chartex" xmlns:mc="http://schemas.openxmlformats.org/markup-compatibility/2006" xmlns:aink="http://schemas.microsoft.com/office/drawing/2016/ink" xmlns:am3d="http://schemas.microsoft.com/office/drawing/2017/model3d" xmlns:o="urn:schemas-microsoft-com:office:office" xmlns:oel="http://schemas.microsoft.com/office/2019/extlst" xmlns:r="http://schemas.openxmlformats.org/officeDocument/2006/relationships" xmlns:m="http://schemas.openxmlformats.org/officeDocument/2006/math" xmlns:v="urn:schemas-microsoft-com:vml" xmlns:wp14="http://schemas.microsoft.com/office/word/2010/wordprocessingDrawing" xmlns:wp="http://schemas.openxmlformats.org/drawingml/2006/wordprocessingDrawing" xmlns:w10="urn:schemas-microsoft-com:office:word" xmlns:w="http://schemas.openxmlformats.org/wordprocessingml/2006/main" xmlns:w14="http://schemas.microsoft.com/office/word/2010/wordml" xmlns:w15="http://schemas.microsoft.com/office/word/2012/wordml" xmlns:w16cex="http://schemas.microsoft.com/office/word/2018/wordml/cex" xmlns:w16cid="http://schemas.microsoft.com/office/word/2016/wordml/cid" xmlns:w16="http://schemas.microsoft.com/office/word/2018/wordml" xmlns:w16sdtdh="http://schemas.microsoft.com/office/word/2020/wordml/sdtdatahash" xmlns:w16se="http://schemas.microsoft.com/office/word/2015/wordml/symex" xmlns:wpg="http://schemas.microsoft.com/office/word/2010/wordprocessingGroup" xmlns:wpi="http://schemas.microsoft.com/office/word/2010/wordprocessingInk" xmlns:wne="http://schemas.microsoft.com/office/word/2006/wordml" xmlns:wps="http://schemas.microsoft.com/office/word/2010/wordprocessingShape" mc:Ignorable="w14 w15 w16se w16cid w16 w16cex w16sdtdh wp14">
+<w:hdr xmlns:wpc="http://schemas.microsoft.com/office/word/2010/wordprocessingCanvas" xmlns:cx="http://schemas.microsoft.com/office/drawing/2014/chartex" xmlns:cx1="http://schemas.microsoft.com/office/drawing/2015/9/8/chartex" xmlns:cx2="http://schemas.microsoft.com/office/drawing/2015/10/21/chartex" xmlns:cx3="http://schemas.microsoft.com/office/drawing/2016/5/9/chartex" xmlns:cx4="http://schemas.microsoft.com/office/drawing/2016/5/10/chartex" xmlns:cx5="http://schemas.microsoft.com/office/drawing/2016/5/11/chartex" xmlns:cx6="http://schemas.microsoft.com/office/drawing/2016/5/12/chartex" xmlns:cx7="http://schemas.microsoft.com/office/drawing/2016/5/13/chartex" xmlns:cx8="http://schemas.microsoft.com/office/drawing/2016/5/14/chartex" xmlns:mc="http://schemas.openxmlformats.org/markup-compatibility/2006" xmlns:aink="http://schemas.microsoft.com/office/drawing/2016/ink" xmlns:am3d="http://schemas.microsoft.com/office/drawing/2017/model3d" xmlns:o="urn:schemas-microsoft-com:office:office" xmlns:oel="http://schemas.microsoft.com/office/2019/extlst" xmlns:r="http://schemas.openxmlformats.org/officeDocument/2006/relationships" xmlns:m="http://schemas.openxmlformats.org/officeDocument/2006/math" xmlns:v="urn:schemas-microsoft-com:vml" xmlns:wp14="http://schemas.microsoft.com/office/word/2010/wordprocessingDrawing" xmlns:wp="http://schemas.openxmlformats.org/drawingml/2006/wordprocessingDrawing" xmlns:w10="urn:schemas-microsoft-com:office:word" xmlns:w="http://schemas.openxmlformats.org/wordprocessingml/2006/main" xmlns:w14="http://schemas.microsoft.com/office/word/2010/wordml" xmlns:w15="http://schemas.microsoft.com/office/word/2012/wordml" xmlns:w16cex="http://schemas.microsoft.com/office/word/2018/wordml/cex" xmlns:w16cid="http://schemas.microsoft.com/office/word/2016/wordml/cid" xmlns:w16="http://schemas.microsoft.com/office/word/2018/wordml" xmlns:w16du="http://schemas.microsoft.com/office/word/2023/wordml/word16du" xmlns:w16sdtdh="http://schemas.microsoft.com/office/word/2020/wordml/sdtdatahash" xmlns:w16sdtfl="http://schemas.microsoft.com/office/word/2024/wordml/sdtformatlock" xmlns:w16se="http://schemas.microsoft.com/office/word/2015/wordml/symex" xmlns:wpg="http://schemas.microsoft.com/office/word/2010/wordprocessingGroup" xmlns:wpi="http://schemas.microsoft.com/office/word/2010/wordprocessingInk" xmlns:wne="http://schemas.microsoft.com/office/word/2006/wordml" xmlns:wps="http://schemas.microsoft.com/office/word/2010/wordprocessingShape" mc:Ignorable="w14 w15 w16se w16cid w16 w16cex w16sdtdh w16sdtfl w16du wp14">
   <w:p>
     <w:pPr>
       <w:pStyle w:val="Header"/>
@@ -814,7 +818,7 @@
 </file>
 
 <file path=word/header2.xml><?xml version="1.0" encoding="utf-8"?>
-<w:hdr xmlns:wpc="http://schemas.microsoft.com/office/word/2010/wordprocessingCanvas" xmlns:cx="http://schemas.microsoft.com/office/drawing/2014/chartex" xmlns:cx1="http://schemas.microsoft.com/office/drawing/2015/9/8/chartex" xmlns:cx2="http://schemas.microsoft.com/office/drawing/2015/10/21/chartex" xmlns:cx3="http://schemas.microsoft.com/office/drawing/2016/5/9/chartex" xmlns:cx4="http://schemas.microsoft.com/office/drawing/2016/5/10/chartex" xmlns:cx5="http://schemas.microsoft.com/office/drawing/2016/5/11/chartex" xmlns:cx6="http://schemas.microsoft.com/office/drawing/2016/5/12/chartex" xmlns:cx7="http://schemas.microsoft.com/office/drawing/2016/5/13/chartex" xmlns:cx8="http://schemas.microsoft.com/office/drawing/2016/5/14/chartex" xmlns:mc="http://schemas.openxmlformats.org/markup-compatibility/2006" xmlns:aink="http://schemas.microsoft.com/office/drawing/2016/ink" xmlns:am3d="http://schemas.microsoft.com/office/drawing/2017/model3d" xmlns:o="urn:schemas-microsoft-com:office:office" xmlns:oel="http://schemas.microsoft.com/office/2019/extlst" xmlns:r="http://schemas.openxmlformats.org/officeDocument/2006/relationships" xmlns:m="http://schemas.openxmlformats.org/officeDocument/2006/math" xmlns:v="urn:schemas-microsoft-com:vml" xmlns:wp14="http://schemas.microsoft.com/office/word/2010/wordprocessingDrawing" xmlns:wp="http://schemas.openxmlformats.org/drawingml/2006/wordprocessingDrawing" xmlns:w10="urn:schemas-microsoft-com:office:word" xmlns:w="http://schemas.openxmlformats.org/wordprocessingml/2006/main" xmlns:w14="http://schemas.microsoft.com/office/word/2010/wordml" xmlns:w15="http://schemas.microsoft.com/office/word/2012/wordml" xmlns:w16cex="http://schemas.microsoft.com/office/word/2018/wordml/cex" xmlns:w16cid="http://schemas.microsoft.com/office/word/2016/wordml/cid" xmlns:w16="http://schemas.microsoft.com/office/word/2018/wordml" xmlns:w16sdtdh="http://schemas.microsoft.com/office/word/2020/wordml/sdtdatahash" xmlns:w16se="http://schemas.microsoft.com/office/word/2015/wordml/symex" xmlns:wpg="http://schemas.microsoft.com/office/word/2010/wordprocessingGroup" xmlns:wpi="http://schemas.microsoft.com/office/word/2010/wordprocessingInk" xmlns:wne="http://schemas.microsoft.com/office/word/2006/wordml" xmlns:wps="http://schemas.microsoft.com/office/word/2010/wordprocessingShape" mc:Ignorable="w14 w15 w16se w16cid w16 w16cex w16sdtdh wp14">
+<w:hdr xmlns:wpc="http://schemas.microsoft.com/office/word/2010/wordprocessingCanvas" xmlns:cx="http://schemas.microsoft.com/office/drawing/2014/chartex" xmlns:cx1="http://schemas.microsoft.com/office/drawing/2015/9/8/chartex" xmlns:cx2="http://schemas.microsoft.com/office/drawing/2015/10/21/chartex" xmlns:cx3="http://schemas.microsoft.com/office/drawing/2016/5/9/chartex" xmlns:cx4="http://schemas.microsoft.com/office/drawing/2016/5/10/chartex" xmlns:cx5="http://schemas.microsoft.com/office/drawing/2016/5/11/chartex" xmlns:cx6="http://schemas.microsoft.com/office/drawing/2016/5/12/chartex" xmlns:cx7="http://schemas.microsoft.com/office/drawing/2016/5/13/chartex" xmlns:cx8="http://schemas.microsoft.com/office/drawing/2016/5/14/chartex" xmlns:mc="http://schemas.openxmlformats.org/markup-compatibility/2006" xmlns:aink="http://schemas.microsoft.com/office/drawing/2016/ink" xmlns:am3d="http://schemas.microsoft.com/office/drawing/2017/model3d" xmlns:o="urn:schemas-microsoft-com:office:office" xmlns:oel="http://schemas.microsoft.com/office/2019/extlst" xmlns:r="http://schemas.openxmlformats.org/officeDocument/2006/relationships" xmlns:m="http://schemas.openxmlformats.org/officeDocument/2006/math" xmlns:v="urn:schemas-microsoft-com:vml" xmlns:wp14="http://schemas.microsoft.com/office/word/2010/wordprocessingDrawing" xmlns:wp="http://schemas.openxmlformats.org/drawingml/2006/wordprocessingDrawing" xmlns:w10="urn:schemas-microsoft-com:office:word" xmlns:w="http://schemas.openxmlformats.org/wordprocessingml/2006/main" xmlns:w14="http://schemas.microsoft.com/office/word/2010/wordml" xmlns:w15="http://schemas.microsoft.com/office/word/2012/wordml" xmlns:w16cex="http://schemas.microsoft.com/office/word/2018/wordml/cex" xmlns:w16cid="http://schemas.microsoft.com/office/word/2016/wordml/cid" xmlns:w16="http://schemas.microsoft.com/office/word/2018/wordml" xmlns:w16du="http://schemas.microsoft.com/office/word/2023/wordml/word16du" xmlns:w16sdtdh="http://schemas.microsoft.com/office/word/2020/wordml/sdtdatahash" xmlns:w16sdtfl="http://schemas.microsoft.com/office/word/2024/wordml/sdtformatlock" xmlns:w16se="http://schemas.microsoft.com/office/word/2015/wordml/symex" xmlns:wpg="http://schemas.microsoft.com/office/word/2010/wordprocessingGroup" xmlns:wpi="http://schemas.microsoft.com/office/word/2010/wordprocessingInk" xmlns:wne="http://schemas.microsoft.com/office/word/2006/wordml" xmlns:wps="http://schemas.microsoft.com/office/word/2010/wordprocessingShape" mc:Ignorable="w14 w15 w16se w16cid w16 w16cex w16sdtdh w16sdtfl w16du wp14">
   <w:p>
     <w:pPr>
       <w:pStyle w:val="Header"/>
@@ -825,7 +829,7 @@
 </file>
 
 <file path=word/header3.xml><?xml version="1.0" encoding="utf-8"?>
-<w:hdr xmlns:wpc="http://schemas.microsoft.com/office/word/2010/wordprocessingCanvas" xmlns:cx="http://schemas.microsoft.com/office/drawing/2014/chartex" xmlns:cx1="http://schemas.microsoft.com/office/drawing/2015/9/8/chartex" xmlns:cx2="http://schemas.microsoft.com/office/drawing/2015/10/21/chartex" xmlns:cx3="http://schemas.microsoft.com/office/drawing/2016/5/9/chartex" xmlns:cx4="http://schemas.microsoft.com/office/drawing/2016/5/10/chartex" xmlns:cx5="http://schemas.microsoft.com/office/drawing/2016/5/11/chartex" xmlns:cx6="http://schemas.microsoft.com/office/drawing/2016/5/12/chartex" xmlns:cx7="http://schemas.microsoft.com/office/drawing/2016/5/13/chartex" xmlns:cx8="http://schemas.microsoft.com/office/drawing/2016/5/14/chartex" xmlns:mc="http://schemas.openxmlformats.org/markup-compatibility/2006" xmlns:aink="http://schemas.microsoft.com/office/drawing/2016/ink" xmlns:am3d="http://schemas.microsoft.com/office/drawing/2017/model3d" xmlns:o="urn:schemas-microsoft-com:office:office" xmlns:oel="http://schemas.microsoft.com/office/2019/extlst" xmlns:r="http://schemas.openxmlformats.org/officeDocument/2006/relationships" xmlns:m="http://schemas.openxmlformats.org/officeDocument/2006/math" xmlns:v="urn:schemas-microsoft-com:vml" xmlns:wp14="http://schemas.microsoft.com/office/word/2010/wordprocessingDrawing" xmlns:wp="http://schemas.openxmlformats.org/drawingml/2006/wordprocessingDrawing" xmlns:w10="urn:schemas-microsoft-com:office:word" xmlns:w="http://schemas.openxmlformats.org/wordprocessingml/2006/main" xmlns:w14="http://schemas.microsoft.com/office/word/2010/wordml" xmlns:w15="http://schemas.microsoft.com/office/word/2012/wordml" xmlns:w16cex="http://schemas.microsoft.com/office/word/2018/wordml/cex" xmlns:w16cid="http://schemas.microsoft.com/office/word/2016/wordml/cid" xmlns:w16="http://schemas.microsoft.com/office/word/2018/wordml" xmlns:w16sdtdh="http://schemas.microsoft.com/office/word/2020/wordml/sdtdatahash" xmlns:w16se="http://schemas.microsoft.com/office/word/2015/wordml/symex" xmlns:wpg="http://schemas.microsoft.com/office/word/2010/wordprocessingGroup" xmlns:wpi="http://schemas.microsoft.com/office/word/2010/wordprocessingInk" xmlns:wne="http://schemas.microsoft.com/office/word/2006/wordml" xmlns:wps="http://schemas.microsoft.com/office/word/2010/wordprocessingShape" mc:Ignorable="w14 w15 w16se w16cid w16 w16cex w16sdtdh wp14">
+<w:hdr xmlns:wpc="http://schemas.microsoft.com/office/word/2010/wordprocessingCanvas" xmlns:cx="http://schemas.microsoft.com/office/drawing/2014/chartex" xmlns:cx1="http://schemas.microsoft.com/office/drawing/2015/9/8/chartex" xmlns:cx2="http://schemas.microsoft.com/office/drawing/2015/10/21/chartex" xmlns:cx3="http://schemas.microsoft.com/office/drawing/2016/5/9/chartex" xmlns:cx4="http://schemas.microsoft.com/office/drawing/2016/5/10/chartex" xmlns:cx5="http://schemas.microsoft.com/office/drawing/2016/5/11/chartex" xmlns:cx6="http://schemas.microsoft.com/office/drawing/2016/5/12/chartex" xmlns:cx7="http://schemas.microsoft.com/office/drawing/2016/5/13/chartex" xmlns:cx8="http://schemas.microsoft.com/office/drawing/2016/5/14/chartex" xmlns:mc="http://schemas.openxmlformats.org/markup-compatibility/2006" xmlns:aink="http://schemas.microsoft.com/office/drawing/2016/ink" xmlns:am3d="http://schemas.microsoft.com/office/drawing/2017/model3d" xmlns:o="urn:schemas-microsoft-com:office:office" xmlns:oel="http://schemas.microsoft.com/office/2019/extlst" xmlns:r="http://schemas.openxmlformats.org/officeDocument/2006/relationships" xmlns:m="http://schemas.openxmlformats.org/officeDocument/2006/math" xmlns:v="urn:schemas-microsoft-com:vml" xmlns:wp14="http://schemas.microsoft.com/office/word/2010/wordprocessingDrawing" xmlns:wp="http://schemas.openxmlformats.org/drawingml/2006/wordprocessingDrawing" xmlns:w10="urn:schemas-microsoft-com:office:word" xmlns:w="http://schemas.openxmlformats.org/wordprocessingml/2006/main" xmlns:w14="http://schemas.microsoft.com/office/word/2010/wordml" xmlns:w15="http://schemas.microsoft.com/office/word/2012/wordml" xmlns:w16cex="http://schemas.microsoft.com/office/word/2018/wordml/cex" xmlns:w16cid="http://schemas.microsoft.com/office/word/2016/wordml/cid" xmlns:w16="http://schemas.microsoft.com/office/word/2018/wordml" xmlns:w16du="http://schemas.microsoft.com/office/word/2023/wordml/word16du" xmlns:w16sdtdh="http://schemas.microsoft.com/office/word/2020/wordml/sdtdatahash" xmlns:w16sdtfl="http://schemas.microsoft.com/office/word/2024/wordml/sdtformatlock" xmlns:w16se="http://schemas.microsoft.com/office/word/2015/wordml/symex" xmlns:wpg="http://schemas.microsoft.com/office/word/2010/wordprocessingGroup" xmlns:wpi="http://schemas.microsoft.com/office/word/2010/wordprocessingInk" xmlns:wne="http://schemas.microsoft.com/office/word/2006/wordml" xmlns:wps="http://schemas.microsoft.com/office/word/2010/wordprocessingShape" mc:Ignorable="w14 w15 w16se w16cid w16 w16cex w16sdtdh w16sdtfl w16du wp14">
   <w:p>
     <w:pPr>
       <w:pStyle w:val="Header"/>
@@ -834,7 +838,7 @@
     <w:r>
       <w:tab/>
       <w:tab/>
-      <w:t>2026-06-17</w:t>
+      <w:t>2026-06-18</w:t>
       <w:br/>
       <w:br/>
     </w:r>
@@ -851,7 +855,7 @@
 </file>
 
 <file path=word/numbering.xml><?xml version="1.0" encoding="utf-8"?>
-<w:numbering xmlns:wpc="http://schemas.microsoft.com/office/word/2010/wordprocessingCanvas" xmlns:cx="http://schemas.microsoft.com/office/drawing/2014/chartex" xmlns:cx1="http://schemas.microsoft.com/office/drawing/2015/9/8/chartex" xmlns:cx2="http://schemas.microsoft.com/office/drawing/2015/10/21/chartex" xmlns:cx3="http://schemas.microsoft.com/office/drawing/2016/5/9/chartex" xmlns:cx4="http://schemas.microsoft.com/office/drawing/2016/5/10/chartex" xmlns:cx5="http://schemas.microsoft.com/office/drawing/2016/5/11/chartex" xmlns:cx6="http://schemas.microsoft.com/office/drawing/2016/5/12/chartex" xmlns:cx7="http://schemas.microsoft.com/office/drawing/2016/5/13/chartex" xmlns:cx8="http://schemas.microsoft.com/office/drawing/2016/5/14/chartex" xmlns:mc="http://schemas.openxmlformats.org/markup-compatibility/2006" xmlns:aink="http://schemas.microsoft.com/office/drawing/2016/ink" xmlns:am3d="http://schemas.microsoft.com/office/drawing/2017/model3d" xmlns:o="urn:schemas-microsoft-com:office:office" xmlns:oel="http://schemas.microsoft.com/office/2019/extlst" xmlns:r="http://schemas.openxmlformats.org/officeDocument/2006/relationships" xmlns:m="http://schemas.openxmlformats.org/officeDocument/2006/math" xmlns:v="urn:schemas-microsoft-com:vml" xmlns:wp14="http://schemas.microsoft.com/office/word/2010/wordprocessingDrawing" xmlns:wp="http://schemas.openxmlformats.org/drawingml/2006/wordprocessingDrawing" xmlns:w10="urn:schemas-microsoft-com:office:word" xmlns:w="http://schemas.openxmlformats.org/wordprocessingml/2006/main" xmlns:w14="http://schemas.microsoft.com/office/word/2010/wordml" xmlns:w15="http://schemas.microsoft.com/office/word/2012/wordml" xmlns:w16cex="http://schemas.microsoft.com/office/word/2018/wordml/cex" xmlns:w16cid="http://schemas.microsoft.com/office/word/2016/wordml/cid" xmlns:w16="http://schemas.microsoft.com/office/word/2018/wordml" xmlns:w16sdtdh="http://schemas.microsoft.com/office/word/2020/wordml/sdtdatahash" xmlns:w16se="http://schemas.microsoft.com/office/word/2015/wordml/symex" xmlns:wpg="http://schemas.microsoft.com/office/word/2010/wordprocessingGroup" xmlns:wpi="http://schemas.microsoft.com/office/word/2010/wordprocessingInk" xmlns:wne="http://schemas.microsoft.com/office/word/2006/wordml" xmlns:wps="http://schemas.microsoft.com/office/word/2010/wordprocessingShape" mc:Ignorable="w14 w15 w16se w16cid w16 w16cex w16sdtdh wp14">
+<w:numbering xmlns:wpc="http://schemas.microsoft.com/office/word/2010/wordprocessingCanvas" xmlns:cx="http://schemas.microsoft.com/office/drawing/2014/chartex" xmlns:cx1="http://schemas.microsoft.com/office/drawing/2015/9/8/chartex" xmlns:cx2="http://schemas.microsoft.com/office/drawing/2015/10/21/chartex" xmlns:cx3="http://schemas.microsoft.com/office/drawing/2016/5/9/chartex" xmlns:cx4="http://schemas.microsoft.com/office/drawing/2016/5/10/chartex" xmlns:cx5="http://schemas.microsoft.com/office/drawing/2016/5/11/chartex" xmlns:cx6="http://schemas.microsoft.com/office/drawing/2016/5/12/chartex" xmlns:cx7="http://schemas.microsoft.com/office/drawing/2016/5/13/chartex" xmlns:cx8="http://schemas.microsoft.com/office/drawing/2016/5/14/chartex" xmlns:mc="http://schemas.openxmlformats.org/markup-compatibility/2006" xmlns:aink="http://schemas.microsoft.com/office/drawing/2016/ink" xmlns:am3d="http://schemas.microsoft.com/office/drawing/2017/model3d" xmlns:o="urn:schemas-microsoft-com:office:office" xmlns:oel="http://schemas.microsoft.com/office/2019/extlst" xmlns:r="http://schemas.openxmlformats.org/officeDocument/2006/relationships" xmlns:m="http://schemas.openxmlformats.org/officeDocument/2006/math" xmlns:v="urn:schemas-microsoft-com:vml" xmlns:wp14="http://schemas.microsoft.com/office/word/2010/wordprocessingDrawing" xmlns:wp="http://schemas.openxmlformats.org/drawingml/2006/wordprocessingDrawing" xmlns:w10="urn:schemas-microsoft-com:office:word" xmlns:w="http://schemas.openxmlformats.org/wordprocessingml/2006/main" xmlns:w14="http://schemas.microsoft.com/office/word/2010/wordml" xmlns:w15="http://schemas.microsoft.com/office/word/2012/wordml" xmlns:w16cex="http://schemas.microsoft.com/office/word/2018/wordml/cex" xmlns:w16cid="http://schemas.microsoft.com/office/word/2016/wordml/cid" xmlns:w16="http://schemas.microsoft.com/office/word/2018/wordml" xmlns:w16du="http://schemas.microsoft.com/office/word/2023/wordml/word16du" xmlns:w16sdtdh="http://schemas.microsoft.com/office/word/2020/wordml/sdtdatahash" xmlns:w16sdtfl="http://schemas.microsoft.com/office/word/2024/wordml/sdtformatlock" xmlns:w16se="http://schemas.microsoft.com/office/word/2015/wordml/symex" xmlns:wpg="http://schemas.microsoft.com/office/word/2010/wordprocessingGroup" xmlns:wpi="http://schemas.microsoft.com/office/word/2010/wordprocessingInk" xmlns:wne="http://schemas.microsoft.com/office/word/2006/wordml" xmlns:wps="http://schemas.microsoft.com/office/word/2010/wordprocessingShape" mc:Ignorable="w14 w15 w16se w16cid w16 w16cex w16sdtdh w16sdtfl w16du wp14">
   <w:abstractNum w:abstractNumId="0" w15:restartNumberingAfterBreak="0">
     <w:nsid w:val="FFFFFF7C"/>
     <w:multiLevelType w:val="singleLevel"/>
@@ -1054,7 +1058,7 @@
 </file>
 
 <file path=word/styles.xml><?xml version="1.0" encoding="utf-8"?>
-<w:styles xmlns:mc="http://schemas.openxmlformats.org/markup-compatibility/2006" xmlns:r="http://schemas.openxmlformats.org/officeDocument/2006/relationships" xmlns:w="http://schemas.openxmlformats.org/wordprocessingml/2006/main" xmlns:w14="http://schemas.microsoft.com/office/word/2010/wordml" xmlns:w15="http://schemas.microsoft.com/office/word/2012/wordml" xmlns:w16cex="http://schemas.microsoft.com/office/word/2018/wordml/cex" xmlns:w16cid="http://schemas.microsoft.com/office/word/2016/wordml/cid" xmlns:w16="http://schemas.microsoft.com/office/word/2018/wordml" xmlns:w16sdtdh="http://schemas.microsoft.com/office/word/2020/wordml/sdtdatahash" xmlns:w16se="http://schemas.microsoft.com/office/word/2015/wordml/symex" mc:Ignorable="w14 w15 w16se w16cid w16 w16cex w16sdtdh">
+<w:styles xmlns:mc="http://schemas.openxmlformats.org/markup-compatibility/2006" xmlns:r="http://schemas.openxmlformats.org/officeDocument/2006/relationships" xmlns:w="http://schemas.openxmlformats.org/wordprocessingml/2006/main" xmlns:w14="http://schemas.microsoft.com/office/word/2010/wordml" xmlns:w15="http://schemas.microsoft.com/office/word/2012/wordml" xmlns:w16cex="http://schemas.microsoft.com/office/word/2018/wordml/cex" xmlns:w16cid="http://schemas.microsoft.com/office/word/2016/wordml/cid" xmlns:w16="http://schemas.microsoft.com/office/word/2018/wordml" xmlns:w16du="http://schemas.microsoft.com/office/word/2023/wordml/word16du" xmlns:w16sdtdh="http://schemas.microsoft.com/office/word/2020/wordml/sdtdatahash" xmlns:w16sdtfl="http://schemas.microsoft.com/office/word/2024/wordml/sdtformatlock" xmlns:w16se="http://schemas.microsoft.com/office/word/2015/wordml/symex" mc:Ignorable="w14 w15 w16se w16cid w16 w16cex w16sdtdh w16sdtfl w16du">
   <w:docDefaults>
     <w:rPrDefault>
       <w:rPr>
@@ -1812,7 +1816,7 @@
     <w:link w:val="TitleChar"/>
     <w:uiPriority w:val="10"/>
     <w:qFormat/>
-    <w:rsid w:val="007106C8"/>
+    <w:rsid w:val="00E854FA"/>
     <w:pPr>
       <w:spacing w:after="300" w:line="240" w:lineRule="auto"/>
       <w:contextualSpacing/>
@@ -1822,7 +1826,7 @@
       <w:rFonts w:eastAsiaTheme="majorEastAsia" w:cstheme="majorBidi"/>
       <w:spacing w:val="5"/>
       <w:kern w:val="28"/>
-      <w:sz w:val="52"/>
+      <w:sz w:val="40"/>
       <w:szCs w:val="52"/>
       <w:lang w:val="sv-SE" w:eastAsia="en-US" w:bidi="ar-SA"/>
     </w:rPr>
@@ -1832,12 +1836,12 @@
     <w:basedOn w:val="DefaultParagraphFont"/>
     <w:link w:val="Title"/>
     <w:uiPriority w:val="10"/>
-    <w:rsid w:val="007106C8"/>
+    <w:rsid w:val="00E854FA"/>
     <w:rPr>
       <w:rFonts w:ascii="Times New Roman" w:eastAsiaTheme="majorEastAsia" w:hAnsi="Times New Roman" w:cstheme="majorBidi"/>
       <w:spacing w:val="5"/>
       <w:kern w:val="28"/>
-      <w:sz w:val="52"/>
+      <w:sz w:val="40"/>
       <w:szCs w:val="52"/>
       <w:lang w:val="sv-SE" w:eastAsia="en-US" w:bidi="ar-SA"/>
     </w:rPr>

--- a/klagomål/A 9057-2026 FSC-klagomål.docx
+++ b/klagomål/A 9057-2026 FSC-klagomål.docx
@@ -838,7 +838,7 @@
     <w:r>
       <w:tab/>
       <w:tab/>
-      <w:t>2026-06-18</w:t>
+      <w:t>2026-06-19</w:t>
       <w:br/>
       <w:br/>
     </w:r>

--- a/klagomål/A 9057-2026 FSC-klagomål.docx
+++ b/klagomål/A 9057-2026 FSC-klagomål.docx
@@ -838,7 +838,7 @@
     <w:r>
       <w:tab/>
       <w:tab/>
-      <w:t>2026-06-19</w:t>
+      <w:t>2026-06-20</w:t>
       <w:br/>
       <w:br/>
     </w:r>

--- a/klagomål/A 9057-2026 FSC-klagomål.docx
+++ b/klagomål/A 9057-2026 FSC-klagomål.docx
@@ -168,38 +168,7 @@
     </w:p>
     <w:p>
       <w:r>
-        <w:t>Detta dokument behandlar höga naturvärden i avverkningsanmälan A 9057-2026 i Krokoms kommun som inkom 2026-02-16 och omfattar 6,2 ha.</w:t>
-      </w:r>
-    </w:p>
-    <w:p>
-      <w:r>
-        <w:t>Nedan presenteras fynd av naturvårdsarter som gjorts i det avverkningsanmälda området, samt relevanta utdrag ur standarderna för FSC, Chain of Custody, Controlled Wood och PEFC.</w:t>
-      </w:r>
-    </w:p>
-    <w:p>
-      <w:r>
-        <w:t>Vi förväntar oss att ni återkommer med ett skriftligt svar på vårt klagomål och även beskriver vilka korrigerande åtgärder ni satt in för att rätta till identifierade brister i er efterlevnad av den svenska FSC standarden.</w:t>
-      </w:r>
-    </w:p>
-    <w:p>
-      <w:pPr>
-        <w:pStyle w:val="Heading1"/>
-      </w:pPr>
-      <w:r>
-        <w:t>Naturvårdsarter</w:t>
-      </w:r>
-    </w:p>
-    <w:p>
-      <w:r>
-        <w:t>I avverkningsanmälan har följande 6 naturvårdsarter hittats: garnlav (VU, T), gränsticka (VU, T), norsk näverlav (VU), gammelgransskål (NT, T), skrovellav (NT, T) och ullticka (NT, T). Av dessa är 6 rödlistade. För rödlistade arter har rödlistekategorin angivits inom parentes. Typiska arter inom Natura 2000 som är kopplade till skogsekosystem har markerats med (T).</w:t>
-      </w:r>
-    </w:p>
-    <w:p>
-      <w:r>
-        <w:t>De påträffade naturvårdsarterna är ett tydligt kvitto på att det rör sig om en skog med höga naturvärden.</w:t>
-      </w:r>
-      <w:r>
-        <w:t xml:space="preserve"> I Figur 1 visas fyndplatser för naturvårdsarter i området, som finns registrerade på Artportalen.</w:t>
+        <w:t>Detta klagomål behandlar höga naturvärden i avverkningsanmälan A 9057-2026 i Krokoms kommun som inkom 2026-02-16 och omfattar 6,2 ha.</w:t>
       </w:r>
     </w:p>
     <w:p>
@@ -247,27 +216,35 @@
         <w:spacing w:after="240"/>
       </w:pPr>
       <w:r>
-        <w:t>Figur 1. Fyndplatser för naturvårdsarter i avverkningsanmälan (röd linje). Markörer utan svart kant är placerade på fyndplatsen. Markörer med svart kant är placerade vid sidan av fyndplatsen och har ett svart streck som visar fyndplatsens exakta position. Kartans mittpunktskoordinat är N 7074038, E 464293 i SWEREF 99 TM.</w:t>
+        <w:t>Figur 1. Fyndplatser för naturvårdsarter i avverkningsanmälan. Markörer utan svart kant är placerade på fyndplatsen. Markörer med svart kant är placerade vid sidan av fyndplatsen har ett svart streck som visar fyndplatsens exakta position. Kartans mittpunktskoordinat är N 7074038, E 464293 i SWEREF 99 TM.</w:t>
       </w:r>
     </w:p>
     <w:p>
       <w:r>
-        <w:rPr>
-          <w:b/>
-        </w:rPr>
-        <w:t>Gammelgransskål (NT)</w:t>
+        <w:t>I avverkningsanmälan finns fynd av 6 naturvårdsarter, varav 6 är rödlistade och 5 är typiska (T): garnlav (VU, T), gränsticka (VU, T), norsk näverlav (VU), gammelgransskål (NT, T), skrovellav (NT, T) och ullticka (NT, T). Se Figur 1.</w:t>
       </w:r>
+    </w:p>
+    <w:p>
       <w:r>
-        <w:t xml:space="preserve"> är en liten skålsvamp som växer på gamla granar med skrovlig bark. Typiska växtplatser är gransumpskog i myrkanter, bäckdråg, bäckraviner och skuggiga bergssluttningar, men också skog på torrare mark kan hysa arten om beståndet har stark naturskogskaraktär. Bestånd med arten bör behandlas som nyckelbiotoper och sparas vid en slutavverkning. Även gallring bör undvikas. Gammelgransskål är typisk art för </w:t>
+        <w:t>Nedan presenteras relevanta utdrag ur standarderna för FSC, Chain of Custody, Controlled Wood och PEFC.</w:t>
       </w:r>
+    </w:p>
+    <w:p>
       <w:r>
-        <w:rPr>
-          <w:i/>
-        </w:rPr>
-        <w:t>9010 Taiga</w:t>
+        <w:t>Vi förväntar oss att ni återkommer med ett skriftligt svar på vårt klagomål och även beskriver vilka korrigerande åtgärder ni satt in för att rätta till identifierade brister i er efterlevnad av den svenska FSC standarden.</w:t>
       </w:r>
+    </w:p>
+    <w:p>
+      <w:pPr>
+        <w:pStyle w:val="Heading1"/>
+      </w:pPr>
       <w:r>
-        <w:t xml:space="preserve"> (SLU Artdatabanken, 2024; Nitare &amp; Skogsstyrelsen, 2019).</w:t>
+        <w:t>Naturvårdsarter och fridlysta arter</w:t>
+      </w:r>
+    </w:p>
+    <w:p>
+      <w:r>
+        <w:t>Nedan följer beskrivningar av de naturvårdsarter och fridlysta arter som har sina livsmiljöer och växtplatser i den avverkningsanmälda skogen. De påträffade naturvårdsarterna är ett tydligt kvitto på att det rör sig om en skog med höga naturvärden.</w:t>
       </w:r>
     </w:p>
     <w:p>
@@ -328,6 +305,26 @@
       </w:r>
       <w:r>
         <w:t>, rödlistad som sårbar, är en suboceanisk art och påträffas bara i områden med hög och jämn luftfuktighet. Den växer i fuktiga granskogar, främst på stammar eller grenar av äldre björkar och granar. Arten är placerad i toppen av Skogsstyrelsens värdepyramid för bedömning av skog med höga naturvärden och försvinner eller missgynnas starkt vid all form av avverkning på eller i anslutning till lokalerna. Norsk näverlav har en hög andel av sin världspopulation i Norge och Sverige vilket medför ett särskilt ansvar för arten (Nitare &amp; Skogsstyrelsen, 2019; SLU Artdatabanken, 2024).</w:t>
+      </w:r>
+    </w:p>
+    <w:p>
+      <w:r>
+        <w:rPr>
+          <w:b/>
+        </w:rPr>
+        <w:t>Gammelgransskål (NT)</w:t>
+      </w:r>
+      <w:r>
+        <w:t xml:space="preserve"> är en liten skålsvamp som växer på gamla granar med skrovlig bark. Typiska växtplatser är gransumpskog i myrkanter, bäckdråg, bäckraviner och skuggiga bergssluttningar, men också skog på torrare mark kan hysa arten om beståndet har stark naturskogskaraktär. Bestånd med arten bör behandlas som nyckelbiotoper och sparas vid en slutavverkning. Även gallring bör undvikas. Gammelgransskål är typisk art för </w:t>
+      </w:r>
+      <w:r>
+        <w:rPr>
+          <w:i/>
+        </w:rPr>
+        <w:t>9010 Taiga</w:t>
+      </w:r>
+      <w:r>
+        <w:t xml:space="preserve"> (SLU Artdatabanken, 2024; Nitare &amp; Skogsstyrelsen, 2019).</w:t>
       </w:r>
     </w:p>
     <w:p>
@@ -838,7 +835,7 @@
     <w:r>
       <w:tab/>
       <w:tab/>
-      <w:t>2026-06-20</w:t>
+      <w:t>2026-06-21</w:t>
       <w:br/>
       <w:br/>
     </w:r>

--- a/klagomål/A 9057-2026 FSC-klagomål.docx
+++ b/klagomål/A 9057-2026 FSC-klagomål.docx
@@ -835,7 +835,7 @@
     <w:r>
       <w:tab/>
       <w:tab/>
-      <w:t>2026-06-21</w:t>
+      <w:t>2026-06-22</w:t>
       <w:br/>
       <w:br/>
     </w:r>

--- a/klagomål/A 9057-2026 FSC-klagomål.docx
+++ b/klagomål/A 9057-2026 FSC-klagomål.docx
@@ -835,7 +835,7 @@
     <w:r>
       <w:tab/>
       <w:tab/>
-      <w:t>2026-06-22</w:t>
+      <w:t>2026-06-23</w:t>
       <w:br/>
       <w:br/>
     </w:r>

--- a/klagomål/A 9057-2026 FSC-klagomål.docx
+++ b/klagomål/A 9057-2026 FSC-klagomål.docx
@@ -835,7 +835,7 @@
     <w:r>
       <w:tab/>
       <w:tab/>
-      <w:t>2026-06-23</w:t>
+      <w:t>2026-06-24</w:t>
       <w:br/>
       <w:br/>
     </w:r>

--- a/klagomål/A 9057-2026 FSC-klagomål.docx
+++ b/klagomål/A 9057-2026 FSC-klagomål.docx
@@ -835,7 +835,7 @@
     <w:r>
       <w:tab/>
       <w:tab/>
-      <w:t>2026-06-24</w:t>
+      <w:t>2026-06-25</w:t>
       <w:br/>
       <w:br/>
     </w:r>

--- a/klagomål/A 9057-2026 FSC-klagomål.docx
+++ b/klagomål/A 9057-2026 FSC-klagomål.docx
@@ -835,7 +835,7 @@
     <w:r>
       <w:tab/>
       <w:tab/>
-      <w:t>2026-06-25</w:t>
+      <w:t>2026-06-26</w:t>
       <w:br/>
       <w:br/>
     </w:r>

--- a/klagomål/A 9057-2026 FSC-klagomål.docx
+++ b/klagomål/A 9057-2026 FSC-klagomål.docx
@@ -835,7 +835,7 @@
     <w:r>
       <w:tab/>
       <w:tab/>
-      <w:t>2026-06-26</w:t>
+      <w:t>2026-06-27</w:t>
       <w:br/>
       <w:br/>
     </w:r>

--- a/klagomål/A 9057-2026 FSC-klagomål.docx
+++ b/klagomål/A 9057-2026 FSC-klagomål.docx
@@ -835,7 +835,7 @@
     <w:r>
       <w:tab/>
       <w:tab/>
-      <w:t>2026-06-27</w:t>
+      <w:t>2026-06-28</w:t>
       <w:br/>
       <w:br/>
     </w:r>

--- a/klagomål/A 9057-2026 FSC-klagomål.docx
+++ b/klagomål/A 9057-2026 FSC-klagomål.docx
@@ -835,7 +835,7 @@
     <w:r>
       <w:tab/>
       <w:tab/>
-      <w:t>2026-06-28</w:t>
+      <w:t>2026-06-29</w:t>
       <w:br/>
       <w:br/>
     </w:r>

--- a/klagomål/A 9057-2026 FSC-klagomål.docx
+++ b/klagomål/A 9057-2026 FSC-klagomål.docx
@@ -835,7 +835,7 @@
     <w:r>
       <w:tab/>
       <w:tab/>
-      <w:t>2026-06-29</w:t>
+      <w:t>2026-06-30</w:t>
       <w:br/>
       <w:br/>
     </w:r>

--- a/klagomål/A 9057-2026 FSC-klagomål.docx
+++ b/klagomål/A 9057-2026 FSC-klagomål.docx
@@ -835,7 +835,7 @@
     <w:r>
       <w:tab/>
       <w:tab/>
-      <w:t>2026-06-30</w:t>
+      <w:t>2026-07-01</w:t>
       <w:br/>
       <w:br/>
     </w:r>

--- a/klagomål/A 9057-2026 FSC-klagomål.docx
+++ b/klagomål/A 9057-2026 FSC-klagomål.docx
@@ -835,7 +835,7 @@
     <w:r>
       <w:tab/>
       <w:tab/>
-      <w:t>2026-07-01</w:t>
+      <w:t>2026-07-02</w:t>
       <w:br/>
       <w:br/>
     </w:r>

--- a/klagomål/A 9057-2026 FSC-klagomål.docx
+++ b/klagomål/A 9057-2026 FSC-klagomål.docx
@@ -835,7 +835,7 @@
     <w:r>
       <w:tab/>
       <w:tab/>
-      <w:t>2026-07-13</w:t>
+      <w:t>2026-07-14</w:t>
       <w:br/>
       <w:br/>
     </w:r>

--- a/klagomål/A 9057-2026 FSC-klagomål.docx
+++ b/klagomål/A 9057-2026 FSC-klagomål.docx
@@ -835,7 +835,7 @@
     <w:r>
       <w:tab/>
       <w:tab/>
-      <w:t>2026-07-14</w:t>
+      <w:t>2026-07-15</w:t>
       <w:br/>
       <w:br/>
     </w:r>

--- a/klagomål/A 9057-2026 FSC-klagomål.docx
+++ b/klagomål/A 9057-2026 FSC-klagomål.docx
@@ -835,7 +835,7 @@
     <w:r>
       <w:tab/>
       <w:tab/>
-      <w:t>2026-07-15</w:t>
+      <w:t>2026-07-16</w:t>
       <w:br/>
       <w:br/>
     </w:r>

--- a/klagomål/A 9057-2026 FSC-klagomål.docx
+++ b/klagomål/A 9057-2026 FSC-klagomål.docx
@@ -835,7 +835,7 @@
     <w:r>
       <w:tab/>
       <w:tab/>
-      <w:t>2026-07-16</w:t>
+      <w:t>2026-07-17</w:t>
       <w:br/>
       <w:br/>
     </w:r>

--- a/klagomål/A 9057-2026 FSC-klagomål.docx
+++ b/klagomål/A 9057-2026 FSC-klagomål.docx
@@ -835,7 +835,7 @@
     <w:r>
       <w:tab/>
       <w:tab/>
-      <w:t>2026-07-17</w:t>
+      <w:t>2026-07-18</w:t>
       <w:br/>
       <w:br/>
     </w:r>

--- a/klagomål/A 9057-2026 FSC-klagomål.docx
+++ b/klagomål/A 9057-2026 FSC-klagomål.docx
@@ -835,7 +835,7 @@
     <w:r>
       <w:tab/>
       <w:tab/>
-      <w:t>2026-07-18</w:t>
+      <w:t>2026-07-19</w:t>
       <w:br/>
       <w:br/>
     </w:r>

--- a/klagomål/A 9057-2026 FSC-klagomål.docx
+++ b/klagomål/A 9057-2026 FSC-klagomål.docx
@@ -835,7 +835,7 @@
     <w:r>
       <w:tab/>
       <w:tab/>
-      <w:t>2026-07-19</w:t>
+      <w:t>2026-07-20</w:t>
       <w:br/>
       <w:br/>
     </w:r>

--- a/klagomål/A 9057-2026 FSC-klagomål.docx
+++ b/klagomål/A 9057-2026 FSC-klagomål.docx
@@ -835,7 +835,7 @@
     <w:r>
       <w:tab/>
       <w:tab/>
-      <w:t>2026-07-20</w:t>
+      <w:t>2026-07-21</w:t>
       <w:br/>
       <w:br/>
     </w:r>

--- a/klagomål/A 9057-2026 FSC-klagomål.docx
+++ b/klagomål/A 9057-2026 FSC-klagomål.docx
@@ -835,7 +835,7 @@
     <w:r>
       <w:tab/>
       <w:tab/>
-      <w:t>2026-07-21</w:t>
+      <w:t>2026-07-22</w:t>
       <w:br/>
       <w:br/>
     </w:r>

--- a/klagomål/A 9057-2026 FSC-klagomål.docx
+++ b/klagomål/A 9057-2026 FSC-klagomål.docx
@@ -835,7 +835,7 @@
     <w:r>
       <w:tab/>
       <w:tab/>
-      <w:t>2026-07-22</w:t>
+      <w:t>2026-07-23</w:t>
       <w:br/>
       <w:br/>
     </w:r>

--- a/klagomål/A 9057-2026 FSC-klagomål.docx
+++ b/klagomål/A 9057-2026 FSC-klagomål.docx
@@ -835,7 +835,7 @@
     <w:r>
       <w:tab/>
       <w:tab/>
-      <w:t>2026-07-23</w:t>
+      <w:t>2026-07-24</w:t>
       <w:br/>
       <w:br/>
     </w:r>

--- a/klagomål/A 9057-2026 FSC-klagomål.docx
+++ b/klagomål/A 9057-2026 FSC-klagomål.docx
@@ -835,7 +835,7 @@
     <w:r>
       <w:tab/>
       <w:tab/>
-      <w:t>2026-07-24</w:t>
+      <w:t>2026-07-25</w:t>
       <w:br/>
       <w:br/>
     </w:r>

--- a/klagomål/A 9057-2026 FSC-klagomål.docx
+++ b/klagomål/A 9057-2026 FSC-klagomål.docx
@@ -835,7 +835,7 @@
     <w:r>
       <w:tab/>
       <w:tab/>
-      <w:t>2026-07-25</w:t>
+      <w:t>2026-07-26</w:t>
       <w:br/>
       <w:br/>
     </w:r>

--- a/klagomål/A 9057-2026 FSC-klagomål.docx
+++ b/klagomål/A 9057-2026 FSC-klagomål.docx
@@ -835,7 +835,7 @@
     <w:r>
       <w:tab/>
       <w:tab/>
-      <w:t>2026-07-26</w:t>
+      <w:t>2026-07-27</w:t>
       <w:br/>
       <w:br/>
     </w:r>

--- a/klagomål/A 9057-2026 FSC-klagomål.docx
+++ b/klagomål/A 9057-2026 FSC-klagomål.docx
@@ -835,7 +835,7 @@
     <w:r>
       <w:tab/>
       <w:tab/>
-      <w:t>2026-07-27</w:t>
+      <w:t>2026-07-28</w:t>
       <w:br/>
       <w:br/>
     </w:r>

--- a/klagomål/A 9057-2026 FSC-klagomål.docx
+++ b/klagomål/A 9057-2026 FSC-klagomål.docx
@@ -835,7 +835,7 @@
     <w:r>
       <w:tab/>
       <w:tab/>
-      <w:t>2026-07-28</w:t>
+      <w:t>2026-07-29</w:t>
       <w:br/>
       <w:br/>
     </w:r>

--- a/klagomål/A 9057-2026 FSC-klagomål.docx
+++ b/klagomål/A 9057-2026 FSC-klagomål.docx
@@ -835,7 +835,7 @@
     <w:r>
       <w:tab/>
       <w:tab/>
-      <w:t>2026-07-29</w:t>
+      <w:t>2026-07-30</w:t>
       <w:br/>
       <w:br/>
     </w:r>

--- a/klagomål/A 9057-2026 FSC-klagomål.docx
+++ b/klagomål/A 9057-2026 FSC-klagomål.docx
@@ -835,7 +835,7 @@
     <w:r>
       <w:tab/>
       <w:tab/>
-      <w:t>2026-07-30</w:t>
+      <w:t>2026-07-31</w:t>
       <w:br/>
       <w:br/>
     </w:r>

--- a/klagomål/A 9057-2026 FSC-klagomål.docx
+++ b/klagomål/A 9057-2026 FSC-klagomål.docx
@@ -835,7 +835,7 @@
     <w:r>
       <w:tab/>
       <w:tab/>
-      <w:t>2026-07-31</w:t>
+      <w:t>2026-08-01</w:t>
       <w:br/>
       <w:br/>
     </w:r>

--- a/klagomål/A 9057-2026 FSC-klagomål.docx
+++ b/klagomål/A 9057-2026 FSC-klagomål.docx
@@ -835,7 +835,7 @@
     <w:r>
       <w:tab/>
       <w:tab/>
-      <w:t>2026-08-01</w:t>
+      <w:t>2026-08-02</w:t>
       <w:br/>
       <w:br/>
     </w:r>

--- a/klagomål/A 9057-2026 FSC-klagomål.docx
+++ b/klagomål/A 9057-2026 FSC-klagomål.docx
@@ -835,7 +835,7 @@
     <w:r>
       <w:tab/>
       <w:tab/>
-      <w:t>2026-08-02</w:t>
+      <w:t>2026-08-03</w:t>
       <w:br/>
       <w:br/>
     </w:r>

--- a/klagomål/A 9057-2026 FSC-klagomål.docx
+++ b/klagomål/A 9057-2026 FSC-klagomål.docx
@@ -835,7 +835,7 @@
     <w:r>
       <w:tab/>
       <w:tab/>
-      <w:t>2026-08-03</w:t>
+      <w:t>2026-08-05</w:t>
       <w:br/>
       <w:br/>
     </w:r>

--- a/klagomål/A 9057-2026 FSC-klagomål.docx
+++ b/klagomål/A 9057-2026 FSC-klagomål.docx
@@ -835,7 +835,7 @@
     <w:r>
       <w:tab/>
       <w:tab/>
-      <w:t>2026-08-05</w:t>
+      <w:t>2026-08-07</w:t>
       <w:br/>
       <w:br/>
     </w:r>

--- a/klagomål/A 9057-2026 FSC-klagomål.docx
+++ b/klagomål/A 9057-2026 FSC-klagomål.docx
@@ -835,7 +835,7 @@
     <w:r>
       <w:tab/>
       <w:tab/>
-      <w:t>2026-08-07</w:t>
+      <w:t>2026-08-08</w:t>
       <w:br/>
       <w:br/>
     </w:r>

--- a/klagomål/A 9057-2026 FSC-klagomål.docx
+++ b/klagomål/A 9057-2026 FSC-klagomål.docx
@@ -216,7 +216,7 @@
         <w:spacing w:after="240"/>
       </w:pPr>
       <w:r>
-        <w:t>Figur 1. Fyndplatser för naturvårdsarter i avverkningsanmälan. Markörer utan svart kant är placerade på fyndplatsen. Markörer med svart kant är placerade vid sidan av fyndplatsen har ett svart streck som visar fyndplatsens exakta position. Kartans mittpunktskoordinat är N 7074038, E 464293 i SWEREF 99 TM.</w:t>
+        <w:t>Figur 1. Fyndplatser för naturvårdsarter i avverkningsanmälan. Markörer utan svart kant är placerade på fyndplatsen. Markörer med svart kant är placerade vid sidan av fyndplatsen och har ett svart streck som visar fyndplatsens exakta position. Kartans mittpunktskoordinat är N 7074038, E 464293 i SWEREF 99 TM.</w:t>
       </w:r>
     </w:p>
     <w:p>
@@ -835,7 +835,7 @@
     <w:r>
       <w:tab/>
       <w:tab/>
-      <w:t>2026-08-14</w:t>
+      <w:t>2026-08-15</w:t>
       <w:br/>
       <w:br/>
     </w:r>

--- a/klagomål/A 9057-2026 FSC-klagomål.docx
+++ b/klagomål/A 9057-2026 FSC-klagomål.docx
@@ -835,7 +835,7 @@
     <w:r>
       <w:tab/>
       <w:tab/>
-      <w:t>2026-08-15</w:t>
+      <w:t>2026-08-16</w:t>
       <w:br/>
       <w:br/>
     </w:r>

--- a/klagomål/A 9057-2026 FSC-klagomål.docx
+++ b/klagomål/A 9057-2026 FSC-klagomål.docx
@@ -835,7 +835,7 @@
     <w:r>
       <w:tab/>
       <w:tab/>
-      <w:t>2026-08-16</w:t>
+      <w:t>2026-08-17</w:t>
       <w:br/>
       <w:br/>
     </w:r>

--- a/klagomål/A 9057-2026 FSC-klagomål.docx
+++ b/klagomål/A 9057-2026 FSC-klagomål.docx
@@ -835,7 +835,7 @@
     <w:r>
       <w:tab/>
       <w:tab/>
-      <w:t>2026-08-17</w:t>
+      <w:t>2026-08-18</w:t>
       <w:br/>
       <w:br/>
     </w:r>

--- a/klagomål/A 9057-2026 FSC-klagomål.docx
+++ b/klagomål/A 9057-2026 FSC-klagomål.docx
@@ -835,7 +835,7 @@
     <w:r>
       <w:tab/>
       <w:tab/>
-      <w:t>2026-08-18</w:t>
+      <w:t>2026-08-19</w:t>
       <w:br/>
       <w:br/>
     </w:r>

--- a/klagomål/A 9057-2026 FSC-klagomål.docx
+++ b/klagomål/A 9057-2026 FSC-klagomål.docx
@@ -835,7 +835,7 @@
     <w:r>
       <w:tab/>
       <w:tab/>
-      <w:t>2026-08-19</w:t>
+      <w:t>2026-08-20</w:t>
       <w:br/>
       <w:br/>
     </w:r>

--- a/klagomål/A 9057-2026 FSC-klagomål.docx
+++ b/klagomål/A 9057-2026 FSC-klagomål.docx
@@ -835,7 +835,7 @@
     <w:r>
       <w:tab/>
       <w:tab/>
-      <w:t>2026-08-20</w:t>
+      <w:t>2026-08-21</w:t>
       <w:br/>
       <w:br/>
     </w:r>

--- a/klagomål/A 9057-2026 FSC-klagomål.docx
+++ b/klagomål/A 9057-2026 FSC-klagomål.docx
@@ -835,7 +835,7 @@
     <w:r>
       <w:tab/>
       <w:tab/>
-      <w:t>2026-08-21</w:t>
+      <w:t>2026-08-22</w:t>
       <w:br/>
       <w:br/>
     </w:r>

--- a/klagomål/A 9057-2026 FSC-klagomål.docx
+++ b/klagomål/A 9057-2026 FSC-klagomål.docx
@@ -835,7 +835,7 @@
     <w:r>
       <w:tab/>
       <w:tab/>
-      <w:t>2026-08-22</w:t>
+      <w:t>2026-08-23</w:t>
       <w:br/>
       <w:br/>
     </w:r>

--- a/klagomål/A 9057-2026 FSC-klagomål.docx
+++ b/klagomål/A 9057-2026 FSC-klagomål.docx
@@ -835,7 +835,7 @@
     <w:r>
       <w:tab/>
       <w:tab/>
-      <w:t>2026-08-23</w:t>
+      <w:t>2026-08-24</w:t>
       <w:br/>
       <w:br/>
     </w:r>

--- a/klagomål/A 9057-2026 FSC-klagomål.docx
+++ b/klagomål/A 9057-2026 FSC-klagomål.docx
@@ -835,7 +835,7 @@
     <w:r>
       <w:tab/>
       <w:tab/>
-      <w:t>2026-08-24</w:t>
+      <w:t>2026-08-25</w:t>
       <w:br/>
       <w:br/>
     </w:r>

--- a/klagomål/A 9057-2026 FSC-klagomål.docx
+++ b/klagomål/A 9057-2026 FSC-klagomål.docx
@@ -835,7 +835,7 @@
     <w:r>
       <w:tab/>
       <w:tab/>
-      <w:t>2026-08-25</w:t>
+      <w:t>2026-08-26</w:t>
       <w:br/>
       <w:br/>
     </w:r>

--- a/klagomål/A 9057-2026 FSC-klagomål.docx
+++ b/klagomål/A 9057-2026 FSC-klagomål.docx
@@ -835,7 +835,7 @@
     <w:r>
       <w:tab/>
       <w:tab/>
-      <w:t>2026-08-26</w:t>
+      <w:t>2026-08-27</w:t>
       <w:br/>
       <w:br/>
     </w:r>

--- a/klagomål/A 9057-2026 FSC-klagomål.docx
+++ b/klagomål/A 9057-2026 FSC-klagomål.docx
@@ -835,7 +835,7 @@
     <w:r>
       <w:tab/>
       <w:tab/>
-      <w:t>2026-08-27</w:t>
+      <w:t>2026-08-28</w:t>
       <w:br/>
       <w:br/>
     </w:r>

--- a/klagomål/A 9057-2026 FSC-klagomål.docx
+++ b/klagomål/A 9057-2026 FSC-klagomål.docx
@@ -835,7 +835,7 @@
     <w:r>
       <w:tab/>
       <w:tab/>
-      <w:t>2026-08-28</w:t>
+      <w:t>2026-08-29</w:t>
       <w:br/>
       <w:br/>
     </w:r>

--- a/klagomål/A 9057-2026 FSC-klagomål.docx
+++ b/klagomål/A 9057-2026 FSC-klagomål.docx
@@ -835,7 +835,7 @@
     <w:r>
       <w:tab/>
       <w:tab/>
-      <w:t>2026-08-29</w:t>
+      <w:t>2026-08-31</w:t>
       <w:br/>
       <w:br/>
     </w:r>

--- a/klagomål/A 9057-2026 FSC-klagomål.docx
+++ b/klagomål/A 9057-2026 FSC-klagomål.docx
@@ -835,7 +835,7 @@
     <w:r>
       <w:tab/>
       <w:tab/>
-      <w:t>2026-08-31</w:t>
+      <w:t>2026-09-01</w:t>
       <w:br/>
       <w:br/>
     </w:r>

--- a/klagomål/A 9057-2026 FSC-klagomål.docx
+++ b/klagomål/A 9057-2026 FSC-klagomål.docx
@@ -835,7 +835,7 @@
     <w:r>
       <w:tab/>
       <w:tab/>
-      <w:t>2026-09-01</w:t>
+      <w:t>2026-09-02</w:t>
       <w:br/>
       <w:br/>
     </w:r>

--- a/klagomål/A 9057-2026 FSC-klagomål.docx
+++ b/klagomål/A 9057-2026 FSC-klagomål.docx
@@ -835,7 +835,7 @@
     <w:r>
       <w:tab/>
       <w:tab/>
-      <w:t>2026-09-02</w:t>
+      <w:t>2026-09-03</w:t>
       <w:br/>
       <w:br/>
     </w:r>

--- a/klagomål/A 9057-2026 FSC-klagomål.docx
+++ b/klagomål/A 9057-2026 FSC-klagomål.docx
@@ -835,7 +835,7 @@
     <w:r>
       <w:tab/>
       <w:tab/>
-      <w:t>2026-09-03</w:t>
+      <w:t>2026-09-04</w:t>
       <w:br/>
       <w:br/>
     </w:r>

--- a/klagomål/A 9057-2026 FSC-klagomål.docx
+++ b/klagomål/A 9057-2026 FSC-klagomål.docx
@@ -835,7 +835,7 @@
     <w:r>
       <w:tab/>
       <w:tab/>
-      <w:t>2026-09-04</w:t>
+      <w:t>2026-09-05</w:t>
       <w:br/>
       <w:br/>
     </w:r>

--- a/klagomål/A 9057-2026 FSC-klagomål.docx
+++ b/klagomål/A 9057-2026 FSC-klagomål.docx
@@ -835,7 +835,7 @@
     <w:r>
       <w:tab/>
       <w:tab/>
-      <w:t>2026-09-05</w:t>
+      <w:t>2026-09-06</w:t>
       <w:br/>
       <w:br/>
     </w:r>

--- a/klagomål/A 9057-2026 FSC-klagomål.docx
+++ b/klagomål/A 9057-2026 FSC-klagomål.docx
@@ -835,7 +835,7 @@
     <w:r>
       <w:tab/>
       <w:tab/>
-      <w:t>2026-09-06</w:t>
+      <w:t>2026-09-07</w:t>
       <w:br/>
       <w:br/>
     </w:r>

--- a/klagomål/A 9057-2026 FSC-klagomål.docx
+++ b/klagomål/A 9057-2026 FSC-klagomål.docx
@@ -835,7 +835,7 @@
     <w:r>
       <w:tab/>
       <w:tab/>
-      <w:t>2026-09-07</w:t>
+      <w:t>2026-09-08</w:t>
       <w:br/>
       <w:br/>
     </w:r>

--- a/klagomål/A 9057-2026 FSC-klagomål.docx
+++ b/klagomål/A 9057-2026 FSC-klagomål.docx
@@ -835,7 +835,7 @@
     <w:r>
       <w:tab/>
       <w:tab/>
-      <w:t>2026-09-08</w:t>
+      <w:t>2026-09-09</w:t>
       <w:br/>
       <w:br/>
     </w:r>

--- a/klagomål/A 9057-2026 FSC-klagomål.docx
+++ b/klagomål/A 9057-2026 FSC-klagomål.docx
@@ -835,7 +835,7 @@
     <w:r>
       <w:tab/>
       <w:tab/>
-      <w:t>2026-09-09</w:t>
+      <w:t>2026-09-10</w:t>
       <w:br/>
       <w:br/>
     </w:r>

--- a/klagomål/A 9057-2026 FSC-klagomål.docx
+++ b/klagomål/A 9057-2026 FSC-klagomål.docx
@@ -835,7 +835,7 @@
     <w:r>
       <w:tab/>
       <w:tab/>
-      <w:t>2026-09-10</w:t>
+      <w:t>2026-09-11</w:t>
       <w:br/>
       <w:br/>
     </w:r>

--- a/klagomål/A 9057-2026 FSC-klagomål.docx
+++ b/klagomål/A 9057-2026 FSC-klagomål.docx
@@ -835,7 +835,7 @@
     <w:r>
       <w:tab/>
       <w:tab/>
-      <w:t>2026-09-11</w:t>
+      <w:t>2026-09-12</w:t>
       <w:br/>
       <w:br/>
     </w:r>

--- a/klagomål/A 9057-2026 FSC-klagomål.docx
+++ b/klagomål/A 9057-2026 FSC-klagomål.docx
@@ -835,7 +835,7 @@
     <w:r>
       <w:tab/>
       <w:tab/>
-      <w:t>2026-09-12</w:t>
+      <w:t>2026-09-13</w:t>
       <w:br/>
       <w:br/>
     </w:r>
